--- a/templates/Harvest_Smart_Order_Confirmation_Template_Strict.docx
+++ b/templates/Harvest_Smart_Order_Confirmation_Template_Strict.docx
@@ -44,24 +44,25 @@
     <w:tbl>
       <w:tblPr>
         <w:tblStyle w:val="Table1"/>
-        <w:tblW w:w="10223.0" w:type="dxa"/>
+        <w:tblW w:w="10230.0" w:type="dxa"/>
         <w:jc w:val="center"/>
         <w:tblLayout w:type="fixed"/>
         <w:tblLook w:val="0400"/>
       </w:tblPr>
       <w:tblGrid>
-        <w:gridCol w:w="6552"/>
-        <w:gridCol w:w="3671"/>
+        <w:gridCol w:w="5205"/>
+        <w:gridCol w:w="5025"/>
         <w:tblGridChange w:id="0">
           <w:tblGrid>
-            <w:gridCol w:w="6552"/>
-            <w:gridCol w:w="3671"/>
+            <w:gridCol w:w="5205"/>
+            <w:gridCol w:w="5025"/>
           </w:tblGrid>
         </w:tblGridChange>
       </w:tblGrid>
       <w:tr>
         <w:trPr>
           <w:cantSplit w:val="0"/>
+          <w:trHeight w:val="1276.6503906249995" w:hRule="atLeast"/>
           <w:tblHeader w:val="0"/>
         </w:trPr>
         <w:tc>
@@ -86,7 +87,7 @@
                 <wp:inline distB="0" distT="0" distL="114300" distR="114300">
                   <wp:extent cx="2880360" cy="1002596"/>
                   <wp:effectExtent b="0" l="0" r="0" t="0"/>
-                  <wp:docPr id="1" name="image1.png"/>
+                  <wp:docPr id="2" name="image1.png"/>
                   <a:graphic>
                     <a:graphicData uri="http://schemas.openxmlformats.org/drawingml/2006/picture">
                       <pic:pic>
@@ -151,7 +152,7 @@
                 <w:szCs w:val="56"/>
                 <w:rtl w:val="0"/>
               </w:rPr>
-              <w:t>ORDER CONFIRMATION</w:t>
+              <w:t xml:space="preserve">ORDER CONFIRMATION</w:t>
             </w:r>
             <w:r>
               <w:rPr>
@@ -163,7 +164,10 @@
             <w:pPr>
               <w:spacing w:after="0" w:before="80" w:line="240" w:lineRule="auto"/>
               <w:jc w:val="right"/>
-              <w:rPr/>
+              <w:rPr>
+                <w:sz w:val="23"/>
+                <w:szCs w:val="23"/>
+              </w:rPr>
             </w:pPr>
             <w:r>
               <w:rPr>
@@ -173,8 +177,8 @@
                 <w:i w:val="0"/>
                 <w:iCs w:val="0"/>
                 <w:color w:val="666666"/>
-                <w:sz w:val="17"/>
-                <w:szCs w:val="17"/>
+                <w:sz w:val="21"/>
+                <w:szCs w:val="21"/>
                 <w:rtl w:val="0"/>
               </w:rPr>
               <w:t xml:space="preserve">Order #  </w:t>
@@ -187,11 +191,11 @@
                 <w:i w:val="0"/>
                 <w:iCs w:val="0"/>
                 <w:color w:val="303030"/>
-                <w:sz w:val="19"/>
-                <w:szCs w:val="19"/>
-                <w:rtl w:val="0"/>
-              </w:rPr>
-              <w:t>{{ORDER_NUMBER}}</w:t>
+                <w:sz w:val="23"/>
+                <w:szCs w:val="23"/>
+                <w:rtl w:val="0"/>
+              </w:rPr>
+              <w:t xml:space="preserve">{{ORDER_NUMBER}}</w:t>
             </w:r>
             <w:r>
               <w:rPr>
@@ -203,7 +207,10 @@
             <w:pPr>
               <w:spacing w:after="0" w:before="20" w:line="240" w:lineRule="auto"/>
               <w:jc w:val="right"/>
-              <w:rPr/>
+              <w:rPr>
+                <w:sz w:val="23"/>
+                <w:szCs w:val="23"/>
+              </w:rPr>
             </w:pPr>
             <w:r>
               <w:rPr>
@@ -213,8 +220,8 @@
                 <w:i w:val="0"/>
                 <w:iCs w:val="0"/>
                 <w:color w:val="666666"/>
-                <w:sz w:val="17"/>
-                <w:szCs w:val="17"/>
+                <w:sz w:val="21"/>
+                <w:szCs w:val="21"/>
                 <w:rtl w:val="0"/>
               </w:rPr>
               <w:t xml:space="preserve">Order Date  </w:t>
@@ -227,11 +234,11 @@
                 <w:i w:val="0"/>
                 <w:iCs w:val="0"/>
                 <w:color w:val="303030"/>
-                <w:sz w:val="19"/>
-                <w:szCs w:val="19"/>
-                <w:rtl w:val="0"/>
-              </w:rPr>
-              <w:t>{{ORDER_DATE}}</w:t>
+                <w:sz w:val="23"/>
+                <w:szCs w:val="23"/>
+                <w:rtl w:val="0"/>
+              </w:rPr>
+              <w:t xml:space="preserve">{{ORDER_DATE}}</w:t>
             </w:r>
             <w:r>
               <w:rPr>
@@ -243,7 +250,10 @@
             <w:pPr>
               <w:spacing w:after="0" w:before="20" w:line="240" w:lineRule="auto"/>
               <w:jc w:val="right"/>
-              <w:rPr/>
+              <w:rPr>
+                <w:sz w:val="23"/>
+                <w:szCs w:val="23"/>
+              </w:rPr>
             </w:pPr>
             <w:r>
               <w:rPr>
@@ -253,8 +263,8 @@
                 <w:i w:val="0"/>
                 <w:iCs w:val="0"/>
                 <w:color w:val="666666"/>
-                <w:sz w:val="17"/>
-                <w:szCs w:val="17"/>
+                <w:sz w:val="21"/>
+                <w:szCs w:val="21"/>
                 <w:rtl w:val="0"/>
               </w:rPr>
               <w:t xml:space="preserve">Status  </w:t>
@@ -267,11 +277,11 @@
                 <w:i w:val="0"/>
                 <w:iCs w:val="0"/>
                 <w:color w:val="303030"/>
-                <w:sz w:val="19"/>
-                <w:szCs w:val="19"/>
-                <w:rtl w:val="0"/>
-              </w:rPr>
-              <w:t>Pending Approval</w:t>
+                <w:sz w:val="23"/>
+                <w:szCs w:val="23"/>
+                <w:rtl w:val="0"/>
+              </w:rPr>
+              <w:t xml:space="preserve">Pending Approval</w:t>
             </w:r>
             <w:r>
               <w:rPr>
@@ -285,13 +295,16 @@
     <w:p>
       <w:pPr>
         <w:spacing w:after="180" w:before="100" w:line="240" w:lineRule="auto"/>
-        <w:rPr/>
+        <w:rPr>
+          <w:sz w:val="21"/>
+          <w:szCs w:val="21"/>
+        </w:rPr>
       </w:pPr>
       <w:r>
         <w:rPr>
           <w:color w:val="666666"/>
-          <w:sz w:val="16"/>
-          <w:szCs w:val="16"/>
+          <w:sz w:val="18"/>
+          <w:szCs w:val="18"/>
           <w:rtl w:val="0"/>
         </w:rPr>
         <w:t xml:space="preserve">LogFresh Biotechnology CO., LTD</w:t>
@@ -304,8 +317,8 @@
           <w:i w:val="0"/>
           <w:iCs w:val="0"/>
           <w:color w:val="666666"/>
-          <w:sz w:val="16"/>
-          <w:szCs w:val="16"/>
+          <w:sz w:val="18"/>
+          <w:szCs w:val="18"/>
           <w:rtl w:val="0"/>
         </w:rPr>
         <w:t xml:space="preserve"> ·  </w:t>
@@ -313,11 +326,11 @@
       <w:r>
         <w:rPr>
           <w:color w:val="666666"/>
-          <w:sz w:val="16"/>
-          <w:szCs w:val="16"/>
+          <w:sz w:val="18"/>
+          <w:szCs w:val="18"/>
           <w:rtl w:val="0"/>
         </w:rPr>
-        <w:t xml:space="preserve">2312 Banks Drive, Woodland, CA 95776</w:t>
+        <w:t xml:space="preserve">708 N 29th Avenue, Unit 2, Yakima, WA 98902  </w:t>
       </w:r>
       <w:r>
         <w:rPr>
@@ -327,17 +340,17 @@
           <w:i w:val="0"/>
           <w:iCs w:val="0"/>
           <w:color w:val="666666"/>
-          <w:sz w:val="16"/>
-          <w:szCs w:val="16"/>
+          <w:sz w:val="18"/>
+          <w:szCs w:val="18"/>
           <w:rtl w:val="0"/>
         </w:rPr>
-        <w:t xml:space="preserve"> · 215-696-1238  ·  </w:t>
+        <w:t xml:space="preserve">· 215-696-1238  ·  </w:t>
       </w:r>
       <w:r>
         <w:rPr>
           <w:color w:val="666666"/>
-          <w:sz w:val="16"/>
-          <w:szCs w:val="16"/>
+          <w:sz w:val="18"/>
+          <w:szCs w:val="18"/>
           <w:rtl w:val="0"/>
         </w:rPr>
         <w:t xml:space="preserve">sales@awt-biotech.com</w:t>
@@ -386,7 +399,10 @@
           <w:p>
             <w:pPr>
               <w:spacing w:after="40" w:before="0" w:line="240" w:lineRule="auto"/>
-              <w:rPr/>
+              <w:rPr>
+                <w:sz w:val="21"/>
+                <w:szCs w:val="21"/>
+              </w:rPr>
             </w:pPr>
             <w:r>
               <w:rPr>
@@ -396,8 +412,8 @@
                 <w:i w:val="0"/>
                 <w:iCs w:val="0"/>
                 <w:color w:val="42ad3a"/>
-                <w:sz w:val="18"/>
-                <w:szCs w:val="18"/>
+                <w:sz w:val="20"/>
+                <w:szCs w:val="20"/>
                 <w:rtl w:val="0"/>
               </w:rPr>
               <w:t xml:space="preserve">BILL TO</w:t>
@@ -411,7 +427,10 @@
           <w:p>
             <w:pPr>
               <w:spacing w:after="0" w:before="0" w:line="246.99999999999994" w:lineRule="auto"/>
-              <w:rPr/>
+              <w:rPr>
+                <w:sz w:val="21"/>
+                <w:szCs w:val="21"/>
+              </w:rPr>
             </w:pPr>
             <w:r>
               <w:rPr>
@@ -421,8 +440,8 @@
                 <w:i w:val="0"/>
                 <w:iCs w:val="0"/>
                 <w:color w:val="303030"/>
-                <w:sz w:val="18"/>
-                <w:szCs w:val="18"/>
+                <w:sz w:val="20"/>
+                <w:szCs w:val="20"/>
                 <w:rtl w:val="0"/>
               </w:rPr>
               <w:t xml:space="preserve">{{BILL_TO_NAME}}</w:t>
@@ -436,7 +455,10 @@
           <w:p>
             <w:pPr>
               <w:spacing w:after="0" w:before="0" w:line="246.99999999999994" w:lineRule="auto"/>
-              <w:rPr/>
+              <w:rPr>
+                <w:sz w:val="21"/>
+                <w:szCs w:val="21"/>
+              </w:rPr>
             </w:pPr>
             <w:r>
               <w:rPr>
@@ -446,8 +468,8 @@
                 <w:i w:val="0"/>
                 <w:iCs w:val="0"/>
                 <w:color w:val="303030"/>
-                <w:sz w:val="18"/>
-                <w:szCs w:val="18"/>
+                <w:sz w:val="20"/>
+                <w:szCs w:val="20"/>
                 <w:rtl w:val="0"/>
               </w:rPr>
               <w:t xml:space="preserve">{{BILL_TO_COMPANY}}</w:t>
@@ -461,7 +483,10 @@
           <w:p>
             <w:pPr>
               <w:spacing w:after="0" w:before="0" w:line="246.99999999999994" w:lineRule="auto"/>
-              <w:rPr/>
+              <w:rPr>
+                <w:sz w:val="21"/>
+                <w:szCs w:val="21"/>
+              </w:rPr>
             </w:pPr>
             <w:r>
               <w:rPr>
@@ -471,8 +496,8 @@
                 <w:i w:val="0"/>
                 <w:iCs w:val="0"/>
                 <w:color w:val="303030"/>
-                <w:sz w:val="18"/>
-                <w:szCs w:val="18"/>
+                <w:sz w:val="20"/>
+                <w:szCs w:val="20"/>
                 <w:rtl w:val="0"/>
               </w:rPr>
               <w:t xml:space="preserve">{{BILL_TO_ADDRESS}}</w:t>
@@ -486,7 +511,10 @@
           <w:p>
             <w:pPr>
               <w:spacing w:after="0" w:before="0" w:line="246.99999999999994" w:lineRule="auto"/>
-              <w:rPr/>
+              <w:rPr>
+                <w:sz w:val="21"/>
+                <w:szCs w:val="21"/>
+              </w:rPr>
             </w:pPr>
             <w:r>
               <w:rPr>
@@ -496,8 +524,8 @@
                 <w:i w:val="0"/>
                 <w:iCs w:val="0"/>
                 <w:color w:val="303030"/>
-                <w:sz w:val="18"/>
-                <w:szCs w:val="18"/>
+                <w:sz w:val="20"/>
+                <w:szCs w:val="20"/>
                 <w:rtl w:val="0"/>
               </w:rPr>
               <w:t xml:space="preserve">{{BILL_TO_CITY_STATE_ZIP}}</w:t>
@@ -511,7 +539,10 @@
           <w:p>
             <w:pPr>
               <w:spacing w:after="0" w:before="0" w:line="246.99999999999994" w:lineRule="auto"/>
-              <w:rPr/>
+              <w:rPr>
+                <w:sz w:val="21"/>
+                <w:szCs w:val="21"/>
+              </w:rPr>
             </w:pPr>
             <w:r>
               <w:rPr>
@@ -521,8 +552,8 @@
                 <w:i w:val="0"/>
                 <w:iCs w:val="0"/>
                 <w:color w:val="303030"/>
-                <w:sz w:val="18"/>
-                <w:szCs w:val="18"/>
+                <w:sz w:val="20"/>
+                <w:szCs w:val="20"/>
                 <w:rtl w:val="0"/>
               </w:rPr>
               <w:t xml:space="preserve">{{BILL_TO_PHONE}}  ·  {{BILL_TO_EMAIL}}</w:t>
@@ -549,7 +580,10 @@
           <w:p>
             <w:pPr>
               <w:spacing w:after="40" w:before="0" w:line="240" w:lineRule="auto"/>
-              <w:rPr/>
+              <w:rPr>
+                <w:sz w:val="21"/>
+                <w:szCs w:val="21"/>
+              </w:rPr>
             </w:pPr>
             <w:r>
               <w:rPr>
@@ -559,8 +593,8 @@
                 <w:i w:val="0"/>
                 <w:iCs w:val="0"/>
                 <w:color w:val="42ad3a"/>
-                <w:sz w:val="18"/>
-                <w:szCs w:val="18"/>
+                <w:sz w:val="20"/>
+                <w:szCs w:val="20"/>
                 <w:rtl w:val="0"/>
               </w:rPr>
               <w:t xml:space="preserve">SHIP TO</w:t>
@@ -574,7 +608,10 @@
           <w:p>
             <w:pPr>
               <w:spacing w:after="0" w:before="0" w:line="246.99999999999994" w:lineRule="auto"/>
-              <w:rPr/>
+              <w:rPr>
+                <w:sz w:val="21"/>
+                <w:szCs w:val="21"/>
+              </w:rPr>
             </w:pPr>
             <w:r>
               <w:rPr>
@@ -584,8 +621,8 @@
                 <w:i w:val="0"/>
                 <w:iCs w:val="0"/>
                 <w:color w:val="303030"/>
-                <w:sz w:val="18"/>
-                <w:szCs w:val="18"/>
+                <w:sz w:val="20"/>
+                <w:szCs w:val="20"/>
                 <w:rtl w:val="0"/>
               </w:rPr>
               <w:t xml:space="preserve">{{SHIP_TO_NAME}}</w:t>
@@ -599,7 +636,10 @@
           <w:p>
             <w:pPr>
               <w:spacing w:after="0" w:before="0" w:line="246.99999999999994" w:lineRule="auto"/>
-              <w:rPr/>
+              <w:rPr>
+                <w:sz w:val="21"/>
+                <w:szCs w:val="21"/>
+              </w:rPr>
             </w:pPr>
             <w:r>
               <w:rPr>
@@ -609,8 +649,8 @@
                 <w:i w:val="0"/>
                 <w:iCs w:val="0"/>
                 <w:color w:val="303030"/>
-                <w:sz w:val="18"/>
-                <w:szCs w:val="18"/>
+                <w:sz w:val="20"/>
+                <w:szCs w:val="20"/>
                 <w:rtl w:val="0"/>
               </w:rPr>
               <w:t xml:space="preserve">{{SHIP_TO_COMPANY}}</w:t>
@@ -624,7 +664,10 @@
           <w:p>
             <w:pPr>
               <w:spacing w:after="0" w:before="0" w:line="246.99999999999994" w:lineRule="auto"/>
-              <w:rPr/>
+              <w:rPr>
+                <w:sz w:val="21"/>
+                <w:szCs w:val="21"/>
+              </w:rPr>
             </w:pPr>
             <w:r>
               <w:rPr>
@@ -634,8 +677,8 @@
                 <w:i w:val="0"/>
                 <w:iCs w:val="0"/>
                 <w:color w:val="303030"/>
-                <w:sz w:val="18"/>
-                <w:szCs w:val="18"/>
+                <w:sz w:val="20"/>
+                <w:szCs w:val="20"/>
                 <w:rtl w:val="0"/>
               </w:rPr>
               <w:t xml:space="preserve">{{SHIP_TO_ADDRESS}}</w:t>
@@ -649,7 +692,10 @@
           <w:p>
             <w:pPr>
               <w:spacing w:after="0" w:before="0" w:line="246.99999999999994" w:lineRule="auto"/>
-              <w:rPr/>
+              <w:rPr>
+                <w:sz w:val="21"/>
+                <w:szCs w:val="21"/>
+              </w:rPr>
             </w:pPr>
             <w:r>
               <w:rPr>
@@ -659,8 +705,8 @@
                 <w:i w:val="0"/>
                 <w:iCs w:val="0"/>
                 <w:color w:val="303030"/>
-                <w:sz w:val="18"/>
-                <w:szCs w:val="18"/>
+                <w:sz w:val="20"/>
+                <w:szCs w:val="20"/>
                 <w:rtl w:val="0"/>
               </w:rPr>
               <w:t xml:space="preserve">{{SHIP_TO_CITY_STATE_ZIP}}</w:t>
@@ -674,7 +720,10 @@
           <w:p>
             <w:pPr>
               <w:spacing w:after="0" w:before="0" w:line="246.99999999999994" w:lineRule="auto"/>
-              <w:rPr/>
+              <w:rPr>
+                <w:sz w:val="21"/>
+                <w:szCs w:val="21"/>
+              </w:rPr>
             </w:pPr>
             <w:r>
               <w:rPr>
@@ -684,8 +733,8 @@
                 <w:i w:val="0"/>
                 <w:iCs w:val="0"/>
                 <w:color w:val="303030"/>
-                <w:sz w:val="18"/>
-                <w:szCs w:val="18"/>
+                <w:sz w:val="20"/>
+                <w:szCs w:val="20"/>
                 <w:rtl w:val="0"/>
               </w:rPr>
               <w:t xml:space="preserve">{{SHIP_TO_PHONE}}  ·  {{SHIP_TO_EMAIL}}</w:t>
@@ -702,7 +751,10 @@
     <w:p>
       <w:pPr>
         <w:spacing w:after="60" w:before="180" w:line="240" w:lineRule="auto"/>
-        <w:rPr/>
+        <w:rPr>
+          <w:sz w:val="21"/>
+          <w:szCs w:val="21"/>
+        </w:rPr>
       </w:pPr>
       <w:r>
         <w:rPr>
@@ -712,8 +764,8 @@
           <w:i w:val="0"/>
           <w:iCs w:val="0"/>
           <w:color w:val="f39a05"/>
-          <w:sz w:val="18"/>
-          <w:szCs w:val="18"/>
+          <w:sz w:val="20"/>
+          <w:szCs w:val="20"/>
           <w:rtl w:val="0"/>
         </w:rPr>
         <w:t xml:space="preserve">COMMENTS / SPECIAL INSTRUCTIONS</w:t>
@@ -727,7 +779,10 @@
     <w:p>
       <w:pPr>
         <w:spacing w:after="180" w:before="0" w:line="240" w:lineRule="auto"/>
-        <w:rPr/>
+        <w:rPr>
+          <w:sz w:val="23"/>
+          <w:szCs w:val="23"/>
+        </w:rPr>
       </w:pPr>
       <w:r>
         <w:rPr>
@@ -737,8 +792,8 @@
           <w:i w:val="0"/>
           <w:iCs w:val="0"/>
           <w:color w:val="303030"/>
-          <w:sz w:val="18"/>
-          <w:szCs w:val="18"/>
+          <w:sz w:val="22"/>
+          <w:szCs w:val="22"/>
           <w:rtl w:val="0"/>
         </w:rPr>
         <w:t xml:space="preserve">{{COMMENTS}}</w:t>
@@ -794,7 +849,10 @@
             <w:pPr>
               <w:spacing w:after="0" w:before="0" w:line="240" w:lineRule="auto"/>
               <w:jc w:val="center"/>
-              <w:rPr/>
+              <w:rPr>
+                <w:sz w:val="23"/>
+                <w:szCs w:val="23"/>
+              </w:rPr>
             </w:pPr>
             <w:r>
               <w:rPr>
@@ -804,8 +862,8 @@
                 <w:i w:val="0"/>
                 <w:iCs w:val="0"/>
                 <w:color w:val="ffffff"/>
-                <w:sz w:val="14"/>
-                <w:szCs w:val="14"/>
+                <w:sz w:val="18"/>
+                <w:szCs w:val="18"/>
                 <w:rtl w:val="0"/>
               </w:rPr>
               <w:t xml:space="preserve">SALESPERSON</w:t>
@@ -833,7 +891,10 @@
             <w:pPr>
               <w:spacing w:after="0" w:before="0" w:line="240" w:lineRule="auto"/>
               <w:jc w:val="center"/>
-              <w:rPr/>
+              <w:rPr>
+                <w:sz w:val="23"/>
+                <w:szCs w:val="23"/>
+              </w:rPr>
             </w:pPr>
             <w:r>
               <w:rPr>
@@ -843,8 +904,8 @@
                 <w:i w:val="0"/>
                 <w:iCs w:val="0"/>
                 <w:color w:val="ffffff"/>
-                <w:sz w:val="14"/>
-                <w:szCs w:val="14"/>
+                <w:sz w:val="18"/>
+                <w:szCs w:val="18"/>
                 <w:rtl w:val="0"/>
               </w:rPr>
               <w:t xml:space="preserve">CUSTOMER PO#</w:t>
@@ -872,7 +933,10 @@
             <w:pPr>
               <w:spacing w:after="0" w:before="0" w:line="240" w:lineRule="auto"/>
               <w:jc w:val="center"/>
-              <w:rPr/>
+              <w:rPr>
+                <w:sz w:val="23"/>
+                <w:szCs w:val="23"/>
+              </w:rPr>
             </w:pPr>
             <w:r>
               <w:rPr>
@@ -882,8 +946,8 @@
                 <w:i w:val="0"/>
                 <w:iCs w:val="0"/>
                 <w:color w:val="ffffff"/>
-                <w:sz w:val="14"/>
-                <w:szCs w:val="14"/>
+                <w:sz w:val="18"/>
+                <w:szCs w:val="18"/>
                 <w:rtl w:val="0"/>
               </w:rPr>
               <w:t xml:space="preserve">TRACKING #</w:t>
@@ -911,7 +975,10 @@
             <w:pPr>
               <w:spacing w:after="0" w:before="0" w:line="240" w:lineRule="auto"/>
               <w:jc w:val="center"/>
-              <w:rPr/>
+              <w:rPr>
+                <w:sz w:val="23"/>
+                <w:szCs w:val="23"/>
+              </w:rPr>
             </w:pPr>
             <w:r>
               <w:rPr>
@@ -921,8 +988,8 @@
                 <w:i w:val="0"/>
                 <w:iCs w:val="0"/>
                 <w:color w:val="ffffff"/>
-                <w:sz w:val="14"/>
-                <w:szCs w:val="14"/>
+                <w:sz w:val="18"/>
+                <w:szCs w:val="18"/>
                 <w:rtl w:val="0"/>
               </w:rPr>
               <w:t xml:space="preserve">SHIPPED VIA</w:t>
@@ -950,7 +1017,10 @@
             <w:pPr>
               <w:spacing w:after="0" w:before="0" w:line="240" w:lineRule="auto"/>
               <w:jc w:val="center"/>
-              <w:rPr/>
+              <w:rPr>
+                <w:sz w:val="23"/>
+                <w:szCs w:val="23"/>
+              </w:rPr>
             </w:pPr>
             <w:r>
               <w:rPr>
@@ -960,8 +1030,8 @@
                 <w:i w:val="0"/>
                 <w:iCs w:val="0"/>
                 <w:color w:val="ffffff"/>
-                <w:sz w:val="14"/>
-                <w:szCs w:val="14"/>
+                <w:sz w:val="18"/>
+                <w:szCs w:val="18"/>
                 <w:rtl w:val="0"/>
               </w:rPr>
               <w:t xml:space="preserve">TERMS</w:t>
@@ -994,7 +1064,10 @@
             <w:pPr>
               <w:spacing w:after="0" w:before="0" w:line="240" w:lineRule="auto"/>
               <w:jc w:val="center"/>
-              <w:rPr/>
+              <w:rPr>
+                <w:sz w:val="23"/>
+                <w:szCs w:val="23"/>
+              </w:rPr>
             </w:pPr>
             <w:r>
               <w:rPr>
@@ -1004,8 +1077,8 @@
                 <w:i w:val="0"/>
                 <w:iCs w:val="0"/>
                 <w:color w:val="303030"/>
-                <w:sz w:val="16"/>
-                <w:szCs w:val="16"/>
+                <w:sz w:val="20"/>
+                <w:szCs w:val="20"/>
                 <w:rtl w:val="0"/>
               </w:rPr>
               <w:t xml:space="preserve">{{SALESPERSON}}</w:t>
@@ -1032,7 +1105,10 @@
             <w:pPr>
               <w:spacing w:after="0" w:before="0" w:line="240" w:lineRule="auto"/>
               <w:jc w:val="center"/>
-              <w:rPr/>
+              <w:rPr>
+                <w:sz w:val="23"/>
+                <w:szCs w:val="23"/>
+              </w:rPr>
             </w:pPr>
             <w:r>
               <w:rPr>
@@ -1042,8 +1118,8 @@
                 <w:i w:val="0"/>
                 <w:iCs w:val="0"/>
                 <w:color w:val="303030"/>
-                <w:sz w:val="16"/>
-                <w:szCs w:val="16"/>
+                <w:sz w:val="20"/>
+                <w:szCs w:val="20"/>
                 <w:rtl w:val="0"/>
               </w:rPr>
               <w:t xml:space="preserve">{{CUSTOMER_PO}}</w:t>
@@ -1070,7 +1146,10 @@
             <w:pPr>
               <w:spacing w:after="0" w:before="0" w:line="240" w:lineRule="auto"/>
               <w:jc w:val="center"/>
-              <w:rPr/>
+              <w:rPr>
+                <w:sz w:val="23"/>
+                <w:szCs w:val="23"/>
+              </w:rPr>
             </w:pPr>
             <w:r>
               <w:rPr>
@@ -1080,8 +1159,8 @@
                 <w:i w:val="0"/>
                 <w:iCs w:val="0"/>
                 <w:color w:val="303030"/>
-                <w:sz w:val="16"/>
-                <w:szCs w:val="16"/>
+                <w:sz w:val="20"/>
+                <w:szCs w:val="20"/>
                 <w:rtl w:val="0"/>
               </w:rPr>
               <w:t xml:space="preserve">{{TRACKING_NUMBER}}</w:t>
@@ -1108,7 +1187,10 @@
             <w:pPr>
               <w:spacing w:after="0" w:before="0" w:line="240" w:lineRule="auto"/>
               <w:jc w:val="center"/>
-              <w:rPr/>
+              <w:rPr>
+                <w:sz w:val="23"/>
+                <w:szCs w:val="23"/>
+              </w:rPr>
             </w:pPr>
             <w:r>
               <w:rPr>
@@ -1118,8 +1200,8 @@
                 <w:i w:val="0"/>
                 <w:iCs w:val="0"/>
                 <w:color w:val="303030"/>
-                <w:sz w:val="16"/>
-                <w:szCs w:val="16"/>
+                <w:sz w:val="20"/>
+                <w:szCs w:val="20"/>
                 <w:rtl w:val="0"/>
               </w:rPr>
               <w:t xml:space="preserve">{{SHIPPED_VIA}}</w:t>
@@ -1146,7 +1228,10 @@
             <w:pPr>
               <w:spacing w:after="0" w:before="0" w:line="240" w:lineRule="auto"/>
               <w:jc w:val="center"/>
-              <w:rPr/>
+              <w:rPr>
+                <w:sz w:val="23"/>
+                <w:szCs w:val="23"/>
+              </w:rPr>
             </w:pPr>
             <w:r>
               <w:rPr>
@@ -1156,8 +1241,8 @@
                 <w:i w:val="0"/>
                 <w:iCs w:val="0"/>
                 <w:color w:val="303030"/>
-                <w:sz w:val="16"/>
-                <w:szCs w:val="16"/>
+                <w:sz w:val="20"/>
+                <w:szCs w:val="20"/>
                 <w:rtl w:val="0"/>
               </w:rPr>
               <w:t xml:space="preserve">{{PAYMENT_TERMS}}</w:t>
@@ -1174,7 +1259,10 @@
     <w:p>
       <w:pPr>
         <w:spacing w:after="100" w:lineRule="auto"/>
-        <w:rPr/>
+        <w:rPr>
+          <w:sz w:val="23"/>
+          <w:szCs w:val="23"/>
+        </w:rPr>
       </w:pPr>
       <w:r>
         <w:rPr>
@@ -1223,7 +1311,10 @@
             <w:pPr>
               <w:spacing w:after="0" w:before="0" w:line="240" w:lineRule="auto"/>
               <w:jc w:val="center"/>
-              <w:rPr/>
+              <w:rPr>
+                <w:sz w:val="23"/>
+                <w:szCs w:val="23"/>
+              </w:rPr>
             </w:pPr>
             <w:r>
               <w:rPr>
@@ -1233,8 +1324,8 @@
                 <w:i w:val="0"/>
                 <w:iCs w:val="0"/>
                 <w:color w:val="ffffff"/>
-                <w:sz w:val="16"/>
-                <w:szCs w:val="16"/>
+                <w:sz w:val="20"/>
+                <w:szCs w:val="20"/>
                 <w:rtl w:val="0"/>
               </w:rPr>
               <w:t xml:space="preserve">#</w:t>
@@ -1258,7 +1349,10 @@
             <w:pPr>
               <w:spacing w:after="0" w:before="0" w:line="240" w:lineRule="auto"/>
               <w:jc w:val="center"/>
-              <w:rPr/>
+              <w:rPr>
+                <w:sz w:val="23"/>
+                <w:szCs w:val="23"/>
+              </w:rPr>
             </w:pPr>
             <w:r>
               <w:rPr>
@@ -1268,8 +1362,8 @@
                 <w:i w:val="0"/>
                 <w:iCs w:val="0"/>
                 <w:color w:val="ffffff"/>
-                <w:sz w:val="16"/>
-                <w:szCs w:val="16"/>
+                <w:sz w:val="20"/>
+                <w:szCs w:val="20"/>
                 <w:rtl w:val="0"/>
               </w:rPr>
               <w:t xml:space="preserve">QTY</w:t>
@@ -1293,7 +1387,10 @@
             <w:pPr>
               <w:spacing w:after="0" w:before="0" w:line="240" w:lineRule="auto"/>
               <w:jc w:val="center"/>
-              <w:rPr/>
+              <w:rPr>
+                <w:sz w:val="23"/>
+                <w:szCs w:val="23"/>
+              </w:rPr>
             </w:pPr>
             <w:r>
               <w:rPr>
@@ -1303,8 +1400,8 @@
                 <w:i w:val="0"/>
                 <w:iCs w:val="0"/>
                 <w:color w:val="ffffff"/>
-                <w:sz w:val="16"/>
-                <w:szCs w:val="16"/>
+                <w:sz w:val="20"/>
+                <w:szCs w:val="20"/>
                 <w:rtl w:val="0"/>
               </w:rPr>
               <w:t xml:space="preserve">DESCRIPTION</w:t>
@@ -1328,7 +1425,10 @@
             <w:pPr>
               <w:spacing w:after="0" w:before="0" w:line="240" w:lineRule="auto"/>
               <w:jc w:val="center"/>
-              <w:rPr/>
+              <w:rPr>
+                <w:sz w:val="23"/>
+                <w:szCs w:val="23"/>
+              </w:rPr>
             </w:pPr>
             <w:r>
               <w:rPr>
@@ -1338,8 +1438,8 @@
                 <w:i w:val="0"/>
                 <w:iCs w:val="0"/>
                 <w:color w:val="ffffff"/>
-                <w:sz w:val="16"/>
-                <w:szCs w:val="16"/>
+                <w:sz w:val="20"/>
+                <w:szCs w:val="20"/>
                 <w:rtl w:val="0"/>
               </w:rPr>
               <w:t xml:space="preserve">UNIT PRICE</w:t>
@@ -1363,7 +1463,10 @@
             <w:pPr>
               <w:spacing w:after="0" w:before="0" w:line="240" w:lineRule="auto"/>
               <w:jc w:val="center"/>
-              <w:rPr/>
+              <w:rPr>
+                <w:sz w:val="23"/>
+                <w:szCs w:val="23"/>
+              </w:rPr>
             </w:pPr>
             <w:r>
               <w:rPr>
@@ -1373,8 +1476,8 @@
                 <w:i w:val="0"/>
                 <w:iCs w:val="0"/>
                 <w:color w:val="ffffff"/>
-                <w:sz w:val="16"/>
-                <w:szCs w:val="16"/>
+                <w:sz w:val="20"/>
+                <w:szCs w:val="20"/>
                 <w:rtl w:val="0"/>
               </w:rPr>
               <w:t xml:space="preserve">AMOUNT</w:t>
@@ -1407,7 +1510,10 @@
             <w:pPr>
               <w:spacing w:after="0" w:before="0" w:line="240" w:lineRule="auto"/>
               <w:jc w:val="center"/>
-              <w:rPr/>
+              <w:rPr>
+                <w:sz w:val="23"/>
+                <w:szCs w:val="23"/>
+              </w:rPr>
             </w:pPr>
             <w:r>
               <w:rPr>
@@ -1417,8 +1523,8 @@
                 <w:i w:val="0"/>
                 <w:iCs w:val="0"/>
                 <w:color w:val="303030"/>
-                <w:sz w:val="16"/>
-                <w:szCs w:val="16"/>
+                <w:sz w:val="20"/>
+                <w:szCs w:val="20"/>
                 <w:rtl w:val="0"/>
               </w:rPr>
               <w:t xml:space="preserve">1</w:t>
@@ -1445,7 +1551,10 @@
             <w:pPr>
               <w:spacing w:after="0" w:before="0" w:line="240" w:lineRule="auto"/>
               <w:jc w:val="right"/>
-              <w:rPr/>
+              <w:rPr>
+                <w:sz w:val="23"/>
+                <w:szCs w:val="23"/>
+              </w:rPr>
             </w:pPr>
             <w:r>
               <w:rPr>
@@ -1455,8 +1564,8 @@
                 <w:i w:val="0"/>
                 <w:iCs w:val="0"/>
                 <w:color w:val="303030"/>
-                <w:sz w:val="16"/>
-                <w:szCs w:val="16"/>
+                <w:sz w:val="20"/>
+                <w:szCs w:val="20"/>
                 <w:rtl w:val="0"/>
               </w:rPr>
               <w:t xml:space="preserve">{{QTY1}}</w:t>
@@ -1483,7 +1592,10 @@
             <w:pPr>
               <w:spacing w:after="0" w:before="0" w:line="240" w:lineRule="auto"/>
               <w:jc w:val="left"/>
-              <w:rPr/>
+              <w:rPr>
+                <w:sz w:val="23"/>
+                <w:szCs w:val="23"/>
+              </w:rPr>
             </w:pPr>
             <w:r>
               <w:rPr>
@@ -1493,8 +1605,8 @@
                 <w:i w:val="0"/>
                 <w:iCs w:val="0"/>
                 <w:color w:val="303030"/>
-                <w:sz w:val="16"/>
-                <w:szCs w:val="16"/>
+                <w:sz w:val="20"/>
+                <w:szCs w:val="20"/>
                 <w:rtl w:val="0"/>
               </w:rPr>
               <w:t xml:space="preserve">{{DESC1}}</w:t>
@@ -1521,7 +1633,10 @@
             <w:pPr>
               <w:spacing w:after="0" w:before="0" w:line="240" w:lineRule="auto"/>
               <w:jc w:val="right"/>
-              <w:rPr/>
+              <w:rPr>
+                <w:sz w:val="23"/>
+                <w:szCs w:val="23"/>
+              </w:rPr>
             </w:pPr>
             <w:r>
               <w:rPr>
@@ -1531,8 +1646,8 @@
                 <w:i w:val="0"/>
                 <w:iCs w:val="0"/>
                 <w:color w:val="303030"/>
-                <w:sz w:val="16"/>
-                <w:szCs w:val="16"/>
+                <w:sz w:val="20"/>
+                <w:szCs w:val="20"/>
                 <w:rtl w:val="0"/>
               </w:rPr>
               <w:t xml:space="preserve">{{PRICE1}}</w:t>
@@ -1559,7 +1674,10 @@
             <w:pPr>
               <w:spacing w:after="0" w:before="0" w:line="240" w:lineRule="auto"/>
               <w:jc w:val="right"/>
-              <w:rPr/>
+              <w:rPr>
+                <w:sz w:val="23"/>
+                <w:szCs w:val="23"/>
+              </w:rPr>
             </w:pPr>
             <w:r>
               <w:rPr>
@@ -1569,8 +1687,8 @@
                 <w:i w:val="0"/>
                 <w:iCs w:val="0"/>
                 <w:color w:val="303030"/>
-                <w:sz w:val="16"/>
-                <w:szCs w:val="16"/>
+                <w:sz w:val="20"/>
+                <w:szCs w:val="20"/>
                 <w:rtl w:val="0"/>
               </w:rPr>
               <w:t xml:space="preserve">{{AMOUNT1}}</w:t>
@@ -1603,7 +1721,10 @@
             <w:pPr>
               <w:spacing w:after="0" w:before="0" w:line="240" w:lineRule="auto"/>
               <w:jc w:val="center"/>
-              <w:rPr/>
+              <w:rPr>
+                <w:sz w:val="23"/>
+                <w:szCs w:val="23"/>
+              </w:rPr>
             </w:pPr>
             <w:r>
               <w:rPr>
@@ -1613,8 +1734,8 @@
                 <w:i w:val="0"/>
                 <w:iCs w:val="0"/>
                 <w:color w:val="303030"/>
-                <w:sz w:val="16"/>
-                <w:szCs w:val="16"/>
+                <w:sz w:val="20"/>
+                <w:szCs w:val="20"/>
                 <w:rtl w:val="0"/>
               </w:rPr>
               <w:t xml:space="preserve">2</w:t>
@@ -1641,7 +1762,10 @@
             <w:pPr>
               <w:spacing w:after="0" w:before="0" w:line="240" w:lineRule="auto"/>
               <w:jc w:val="right"/>
-              <w:rPr/>
+              <w:rPr>
+                <w:sz w:val="23"/>
+                <w:szCs w:val="23"/>
+              </w:rPr>
             </w:pPr>
             <w:r>
               <w:rPr>
@@ -1651,8 +1775,8 @@
                 <w:i w:val="0"/>
                 <w:iCs w:val="0"/>
                 <w:color w:val="303030"/>
-                <w:sz w:val="16"/>
-                <w:szCs w:val="16"/>
+                <w:sz w:val="20"/>
+                <w:szCs w:val="20"/>
                 <w:rtl w:val="0"/>
               </w:rPr>
               <w:t xml:space="preserve">{{QTY2}}</w:t>
@@ -1679,7 +1803,10 @@
             <w:pPr>
               <w:spacing w:after="0" w:before="0" w:line="240" w:lineRule="auto"/>
               <w:jc w:val="left"/>
-              <w:rPr/>
+              <w:rPr>
+                <w:sz w:val="23"/>
+                <w:szCs w:val="23"/>
+              </w:rPr>
             </w:pPr>
             <w:r>
               <w:rPr>
@@ -1689,8 +1816,8 @@
                 <w:i w:val="0"/>
                 <w:iCs w:val="0"/>
                 <w:color w:val="303030"/>
-                <w:sz w:val="16"/>
-                <w:szCs w:val="16"/>
+                <w:sz w:val="20"/>
+                <w:szCs w:val="20"/>
                 <w:rtl w:val="0"/>
               </w:rPr>
               <w:t xml:space="preserve">{{DESC2}}</w:t>
@@ -1717,7 +1844,10 @@
             <w:pPr>
               <w:spacing w:after="0" w:before="0" w:line="240" w:lineRule="auto"/>
               <w:jc w:val="right"/>
-              <w:rPr/>
+              <w:rPr>
+                <w:sz w:val="23"/>
+                <w:szCs w:val="23"/>
+              </w:rPr>
             </w:pPr>
             <w:r>
               <w:rPr>
@@ -1727,8 +1857,8 @@
                 <w:i w:val="0"/>
                 <w:iCs w:val="0"/>
                 <w:color w:val="303030"/>
-                <w:sz w:val="16"/>
-                <w:szCs w:val="16"/>
+                <w:sz w:val="20"/>
+                <w:szCs w:val="20"/>
                 <w:rtl w:val="0"/>
               </w:rPr>
               <w:t xml:space="preserve">{{PRICE2}}</w:t>
@@ -1755,7 +1885,10 @@
             <w:pPr>
               <w:spacing w:after="0" w:before="0" w:line="240" w:lineRule="auto"/>
               <w:jc w:val="right"/>
-              <w:rPr/>
+              <w:rPr>
+                <w:sz w:val="23"/>
+                <w:szCs w:val="23"/>
+              </w:rPr>
             </w:pPr>
             <w:r>
               <w:rPr>
@@ -1765,8 +1898,8 @@
                 <w:i w:val="0"/>
                 <w:iCs w:val="0"/>
                 <w:color w:val="303030"/>
-                <w:sz w:val="16"/>
-                <w:szCs w:val="16"/>
+                <w:sz w:val="20"/>
+                <w:szCs w:val="20"/>
                 <w:rtl w:val="0"/>
               </w:rPr>
               <w:t xml:space="preserve">{{AMOUNT2}}</w:t>
@@ -1799,7 +1932,10 @@
             <w:pPr>
               <w:spacing w:after="0" w:before="0" w:line="240" w:lineRule="auto"/>
               <w:jc w:val="center"/>
-              <w:rPr/>
+              <w:rPr>
+                <w:sz w:val="23"/>
+                <w:szCs w:val="23"/>
+              </w:rPr>
             </w:pPr>
             <w:r>
               <w:rPr>
@@ -1809,8 +1945,8 @@
                 <w:i w:val="0"/>
                 <w:iCs w:val="0"/>
                 <w:color w:val="666666"/>
-                <w:sz w:val="16"/>
-                <w:szCs w:val="16"/>
+                <w:sz w:val="20"/>
+                <w:szCs w:val="20"/>
                 <w:rtl w:val="0"/>
               </w:rPr>
               <w:t xml:space="preserve">3</w:t>
@@ -1837,7 +1973,10 @@
             <w:pPr>
               <w:spacing w:after="0" w:before="0" w:line="240" w:lineRule="auto"/>
               <w:jc w:val="right"/>
-              <w:rPr/>
+              <w:rPr>
+                <w:sz w:val="23"/>
+                <w:szCs w:val="23"/>
+              </w:rPr>
             </w:pPr>
             <w:r>
               <w:rPr>
@@ -1847,8 +1986,8 @@
                 <w:i w:val="0"/>
                 <w:iCs w:val="0"/>
                 <w:color w:val="666666"/>
-                <w:sz w:val="16"/>
-                <w:szCs w:val="16"/>
+                <w:sz w:val="20"/>
+                <w:szCs w:val="20"/>
                 <w:rtl w:val="0"/>
               </w:rPr>
               <w:t xml:space="preserve">{{QTY3}}</w:t>
@@ -1875,7 +2014,10 @@
             <w:pPr>
               <w:spacing w:after="0" w:before="0" w:line="240" w:lineRule="auto"/>
               <w:jc w:val="left"/>
-              <w:rPr/>
+              <w:rPr>
+                <w:sz w:val="23"/>
+                <w:szCs w:val="23"/>
+              </w:rPr>
             </w:pPr>
             <w:r>
               <w:rPr>
@@ -1885,8 +2027,8 @@
                 <w:i w:val="0"/>
                 <w:iCs w:val="0"/>
                 <w:color w:val="666666"/>
-                <w:sz w:val="16"/>
-                <w:szCs w:val="16"/>
+                <w:sz w:val="20"/>
+                <w:szCs w:val="20"/>
                 <w:rtl w:val="0"/>
               </w:rPr>
               <w:t xml:space="preserve">{{DESC3}}</w:t>
@@ -1913,7 +2055,10 @@
             <w:pPr>
               <w:spacing w:after="0" w:before="0" w:line="240" w:lineRule="auto"/>
               <w:jc w:val="right"/>
-              <w:rPr/>
+              <w:rPr>
+                <w:sz w:val="23"/>
+                <w:szCs w:val="23"/>
+              </w:rPr>
             </w:pPr>
             <w:r>
               <w:rPr>
@@ -1923,8 +2068,8 @@
                 <w:i w:val="0"/>
                 <w:iCs w:val="0"/>
                 <w:color w:val="666666"/>
-                <w:sz w:val="16"/>
-                <w:szCs w:val="16"/>
+                <w:sz w:val="20"/>
+                <w:szCs w:val="20"/>
                 <w:rtl w:val="0"/>
               </w:rPr>
               <w:t xml:space="preserve">{{PRICE3}}</w:t>
@@ -1951,7 +2096,10 @@
             <w:pPr>
               <w:spacing w:after="0" w:before="0" w:line="240" w:lineRule="auto"/>
               <w:jc w:val="right"/>
-              <w:rPr/>
+              <w:rPr>
+                <w:sz w:val="23"/>
+                <w:szCs w:val="23"/>
+              </w:rPr>
             </w:pPr>
             <w:r>
               <w:rPr>
@@ -1961,8 +2109,8 @@
                 <w:i w:val="0"/>
                 <w:iCs w:val="0"/>
                 <w:color w:val="666666"/>
-                <w:sz w:val="16"/>
-                <w:szCs w:val="16"/>
+                <w:sz w:val="20"/>
+                <w:szCs w:val="20"/>
                 <w:rtl w:val="0"/>
               </w:rPr>
               <w:t xml:space="preserve">{{AMOUNT3}}</w:t>
@@ -1995,7 +2143,10 @@
             <w:pPr>
               <w:spacing w:after="0" w:before="0" w:line="240" w:lineRule="auto"/>
               <w:jc w:val="center"/>
-              <w:rPr/>
+              <w:rPr>
+                <w:sz w:val="23"/>
+                <w:szCs w:val="23"/>
+              </w:rPr>
             </w:pPr>
             <w:r>
               <w:rPr>
@@ -2005,8 +2156,8 @@
                 <w:i w:val="0"/>
                 <w:iCs w:val="0"/>
                 <w:color w:val="666666"/>
-                <w:sz w:val="16"/>
-                <w:szCs w:val="16"/>
+                <w:sz w:val="20"/>
+                <w:szCs w:val="20"/>
                 <w:rtl w:val="0"/>
               </w:rPr>
               <w:t xml:space="preserve">4</w:t>
@@ -2033,7 +2184,10 @@
             <w:pPr>
               <w:spacing w:after="0" w:before="0" w:line="240" w:lineRule="auto"/>
               <w:jc w:val="right"/>
-              <w:rPr/>
+              <w:rPr>
+                <w:sz w:val="23"/>
+                <w:szCs w:val="23"/>
+              </w:rPr>
             </w:pPr>
             <w:r>
               <w:rPr>
@@ -2043,8 +2197,8 @@
                 <w:i w:val="0"/>
                 <w:iCs w:val="0"/>
                 <w:color w:val="666666"/>
-                <w:sz w:val="16"/>
-                <w:szCs w:val="16"/>
+                <w:sz w:val="20"/>
+                <w:szCs w:val="20"/>
                 <w:rtl w:val="0"/>
               </w:rPr>
               <w:t xml:space="preserve">{{QTY4}}</w:t>
@@ -2071,7 +2225,10 @@
             <w:pPr>
               <w:spacing w:after="0" w:before="0" w:line="240" w:lineRule="auto"/>
               <w:jc w:val="left"/>
-              <w:rPr/>
+              <w:rPr>
+                <w:sz w:val="23"/>
+                <w:szCs w:val="23"/>
+              </w:rPr>
             </w:pPr>
             <w:r>
               <w:rPr>
@@ -2081,8 +2238,8 @@
                 <w:i w:val="0"/>
                 <w:iCs w:val="0"/>
                 <w:color w:val="666666"/>
-                <w:sz w:val="16"/>
-                <w:szCs w:val="16"/>
+                <w:sz w:val="20"/>
+                <w:szCs w:val="20"/>
                 <w:rtl w:val="0"/>
               </w:rPr>
               <w:t xml:space="preserve">{{DESC4}}</w:t>
@@ -2109,7 +2266,10 @@
             <w:pPr>
               <w:spacing w:after="0" w:before="0" w:line="240" w:lineRule="auto"/>
               <w:jc w:val="right"/>
-              <w:rPr/>
+              <w:rPr>
+                <w:sz w:val="23"/>
+                <w:szCs w:val="23"/>
+              </w:rPr>
             </w:pPr>
             <w:r>
               <w:rPr>
@@ -2119,8 +2279,8 @@
                 <w:i w:val="0"/>
                 <w:iCs w:val="0"/>
                 <w:color w:val="666666"/>
-                <w:sz w:val="16"/>
-                <w:szCs w:val="16"/>
+                <w:sz w:val="20"/>
+                <w:szCs w:val="20"/>
                 <w:rtl w:val="0"/>
               </w:rPr>
               <w:t xml:space="preserve">{{PRICE4}}</w:t>
@@ -2147,7 +2307,10 @@
             <w:pPr>
               <w:spacing w:after="0" w:before="0" w:line="240" w:lineRule="auto"/>
               <w:jc w:val="right"/>
-              <w:rPr/>
+              <w:rPr>
+                <w:sz w:val="23"/>
+                <w:szCs w:val="23"/>
+              </w:rPr>
             </w:pPr>
             <w:r>
               <w:rPr>
@@ -2157,8 +2320,8 @@
                 <w:i w:val="0"/>
                 <w:iCs w:val="0"/>
                 <w:color w:val="666666"/>
-                <w:sz w:val="16"/>
-                <w:szCs w:val="16"/>
+                <w:sz w:val="20"/>
+                <w:szCs w:val="20"/>
                 <w:rtl w:val="0"/>
               </w:rPr>
               <w:t xml:space="preserve">{{AMOUNT4}}</w:t>
@@ -2191,7 +2354,10 @@
             <w:pPr>
               <w:spacing w:after="0" w:before="0" w:line="240" w:lineRule="auto"/>
               <w:jc w:val="center"/>
-              <w:rPr/>
+              <w:rPr>
+                <w:sz w:val="23"/>
+                <w:szCs w:val="23"/>
+              </w:rPr>
             </w:pPr>
             <w:r>
               <w:rPr>
@@ -2201,8 +2367,8 @@
                 <w:i w:val="0"/>
                 <w:iCs w:val="0"/>
                 <w:color w:val="666666"/>
-                <w:sz w:val="16"/>
-                <w:szCs w:val="16"/>
+                <w:sz w:val="20"/>
+                <w:szCs w:val="20"/>
                 <w:rtl w:val="0"/>
               </w:rPr>
               <w:t xml:space="preserve">5</w:t>
@@ -2229,7 +2395,10 @@
             <w:pPr>
               <w:spacing w:after="0" w:before="0" w:line="240" w:lineRule="auto"/>
               <w:jc w:val="right"/>
-              <w:rPr/>
+              <w:rPr>
+                <w:sz w:val="23"/>
+                <w:szCs w:val="23"/>
+              </w:rPr>
             </w:pPr>
             <w:r>
               <w:rPr>
@@ -2239,8 +2408,8 @@
                 <w:i w:val="0"/>
                 <w:iCs w:val="0"/>
                 <w:color w:val="666666"/>
-                <w:sz w:val="16"/>
-                <w:szCs w:val="16"/>
+                <w:sz w:val="20"/>
+                <w:szCs w:val="20"/>
                 <w:rtl w:val="0"/>
               </w:rPr>
               <w:t xml:space="preserve">{{QTY5}}</w:t>
@@ -2267,7 +2436,10 @@
             <w:pPr>
               <w:spacing w:after="0" w:before="0" w:line="240" w:lineRule="auto"/>
               <w:jc w:val="left"/>
-              <w:rPr/>
+              <w:rPr>
+                <w:sz w:val="23"/>
+                <w:szCs w:val="23"/>
+              </w:rPr>
             </w:pPr>
             <w:r>
               <w:rPr>
@@ -2277,8 +2449,8 @@
                 <w:i w:val="0"/>
                 <w:iCs w:val="0"/>
                 <w:color w:val="666666"/>
-                <w:sz w:val="16"/>
-                <w:szCs w:val="16"/>
+                <w:sz w:val="20"/>
+                <w:szCs w:val="20"/>
                 <w:rtl w:val="0"/>
               </w:rPr>
               <w:t xml:space="preserve">{{DESC5}}</w:t>
@@ -2305,7 +2477,10 @@
             <w:pPr>
               <w:spacing w:after="0" w:before="0" w:line="240" w:lineRule="auto"/>
               <w:jc w:val="right"/>
-              <w:rPr/>
+              <w:rPr>
+                <w:sz w:val="23"/>
+                <w:szCs w:val="23"/>
+              </w:rPr>
             </w:pPr>
             <w:r>
               <w:rPr>
@@ -2315,8 +2490,8 @@
                 <w:i w:val="0"/>
                 <w:iCs w:val="0"/>
                 <w:color w:val="666666"/>
-                <w:sz w:val="16"/>
-                <w:szCs w:val="16"/>
+                <w:sz w:val="20"/>
+                <w:szCs w:val="20"/>
                 <w:rtl w:val="0"/>
               </w:rPr>
               <w:t xml:space="preserve">{{PRICE5}}</w:t>
@@ -2343,7 +2518,10 @@
             <w:pPr>
               <w:spacing w:after="0" w:before="0" w:line="240" w:lineRule="auto"/>
               <w:jc w:val="right"/>
-              <w:rPr/>
+              <w:rPr>
+                <w:sz w:val="23"/>
+                <w:szCs w:val="23"/>
+              </w:rPr>
             </w:pPr>
             <w:r>
               <w:rPr>
@@ -2353,8 +2531,8 @@
                 <w:i w:val="0"/>
                 <w:iCs w:val="0"/>
                 <w:color w:val="666666"/>
-                <w:sz w:val="16"/>
-                <w:szCs w:val="16"/>
+                <w:sz w:val="20"/>
+                <w:szCs w:val="20"/>
                 <w:rtl w:val="0"/>
               </w:rPr>
               <w:t xml:space="preserve">{{AMOUNT5}}</w:t>
@@ -2387,7 +2565,10 @@
             <w:pPr>
               <w:spacing w:after="0" w:before="0" w:line="240" w:lineRule="auto"/>
               <w:jc w:val="center"/>
-              <w:rPr/>
+              <w:rPr>
+                <w:sz w:val="23"/>
+                <w:szCs w:val="23"/>
+              </w:rPr>
             </w:pPr>
             <w:r>
               <w:rPr>
@@ -2397,8 +2578,8 @@
                 <w:i w:val="0"/>
                 <w:iCs w:val="0"/>
                 <w:color w:val="666666"/>
-                <w:sz w:val="16"/>
-                <w:szCs w:val="16"/>
+                <w:sz w:val="20"/>
+                <w:szCs w:val="20"/>
                 <w:rtl w:val="0"/>
               </w:rPr>
               <w:t xml:space="preserve">6</w:t>
@@ -2425,7 +2606,10 @@
             <w:pPr>
               <w:spacing w:after="0" w:before="0" w:line="240" w:lineRule="auto"/>
               <w:jc w:val="right"/>
-              <w:rPr/>
+              <w:rPr>
+                <w:sz w:val="23"/>
+                <w:szCs w:val="23"/>
+              </w:rPr>
             </w:pPr>
             <w:r>
               <w:rPr>
@@ -2435,8 +2619,8 @@
                 <w:i w:val="0"/>
                 <w:iCs w:val="0"/>
                 <w:color w:val="666666"/>
-                <w:sz w:val="16"/>
-                <w:szCs w:val="16"/>
+                <w:sz w:val="20"/>
+                <w:szCs w:val="20"/>
                 <w:rtl w:val="0"/>
               </w:rPr>
               <w:t xml:space="preserve">{{QTY6}}</w:t>
@@ -2463,7 +2647,10 @@
             <w:pPr>
               <w:spacing w:after="0" w:before="0" w:line="240" w:lineRule="auto"/>
               <w:jc w:val="left"/>
-              <w:rPr/>
+              <w:rPr>
+                <w:sz w:val="23"/>
+                <w:szCs w:val="23"/>
+              </w:rPr>
             </w:pPr>
             <w:r>
               <w:rPr>
@@ -2473,8 +2660,8 @@
                 <w:i w:val="0"/>
                 <w:iCs w:val="0"/>
                 <w:color w:val="666666"/>
-                <w:sz w:val="16"/>
-                <w:szCs w:val="16"/>
+                <w:sz w:val="20"/>
+                <w:szCs w:val="20"/>
                 <w:rtl w:val="0"/>
               </w:rPr>
               <w:t xml:space="preserve">{{DESC6}}</w:t>
@@ -2501,7 +2688,10 @@
             <w:pPr>
               <w:spacing w:after="0" w:before="0" w:line="240" w:lineRule="auto"/>
               <w:jc w:val="right"/>
-              <w:rPr/>
+              <w:rPr>
+                <w:sz w:val="23"/>
+                <w:szCs w:val="23"/>
+              </w:rPr>
             </w:pPr>
             <w:r>
               <w:rPr>
@@ -2511,8 +2701,8 @@
                 <w:i w:val="0"/>
                 <w:iCs w:val="0"/>
                 <w:color w:val="666666"/>
-                <w:sz w:val="16"/>
-                <w:szCs w:val="16"/>
+                <w:sz w:val="20"/>
+                <w:szCs w:val="20"/>
                 <w:rtl w:val="0"/>
               </w:rPr>
               <w:t xml:space="preserve">{{PRICE6}}</w:t>
@@ -2539,7 +2729,10 @@
             <w:pPr>
               <w:spacing w:after="0" w:before="0" w:line="240" w:lineRule="auto"/>
               <w:jc w:val="right"/>
-              <w:rPr/>
+              <w:rPr>
+                <w:sz w:val="23"/>
+                <w:szCs w:val="23"/>
+              </w:rPr>
             </w:pPr>
             <w:r>
               <w:rPr>
@@ -2549,8 +2742,8 @@
                 <w:i w:val="0"/>
                 <w:iCs w:val="0"/>
                 <w:color w:val="666666"/>
-                <w:sz w:val="16"/>
-                <w:szCs w:val="16"/>
+                <w:sz w:val="20"/>
+                <w:szCs w:val="20"/>
                 <w:rtl w:val="0"/>
               </w:rPr>
               <w:t xml:space="preserve">{{AMOUNT6}}</w:t>
@@ -2567,7 +2760,10 @@
     <w:p>
       <w:pPr>
         <w:spacing w:after="40" w:before="100" w:line="240" w:lineRule="auto"/>
-        <w:rPr/>
+        <w:rPr>
+          <w:sz w:val="23"/>
+          <w:szCs w:val="23"/>
+        </w:rPr>
       </w:pPr>
       <w:r>
         <w:rPr>
@@ -2577,11 +2773,11 @@
           <w:i w:val="0"/>
           <w:iCs w:val="0"/>
           <w:color w:val="42ad3a"/>
-          <w:sz w:val="18"/>
-          <w:szCs w:val="18"/>
+          <w:sz w:val="22"/>
+          <w:szCs w:val="22"/>
           <w:rtl w:val="0"/>
         </w:rPr>
-        <w:t>ORDER DETAILS</w:t>
+        <w:t xml:space="preserve">ORDER DETAILS</w:t>
       </w:r>
       <w:r>
         <w:rPr>
@@ -2592,7 +2788,10 @@
     <w:p>
       <w:pPr>
         <w:spacing w:after="20" w:before="0" w:line="240" w:lineRule="auto"/>
-        <w:rPr/>
+        <w:rPr>
+          <w:sz w:val="23"/>
+          <w:szCs w:val="23"/>
+        </w:rPr>
       </w:pPr>
       <w:r>
         <w:rPr>
@@ -2602,24 +2801,11 @@
           <w:i w:val="0"/>
           <w:iCs w:val="0"/>
           <w:color w:val="666666"/>
-          <w:sz w:val="16"/>
-          <w:szCs w:val="16"/>
+          <w:sz w:val="20"/>
+          <w:szCs w:val="20"/>
           <w:rtl w:val="0"/>
         </w:rPr>
-        <w:t>Please review this order confirmation. If everything is correct, approve using the link in the email.</w:t>
-      </w:r>
-      <w:r>
-        <w:rPr>
-          <w:rFonts w:ascii="Trebuchet MS" w:cs="Trebuchet MS" w:eastAsia="Trebuchet MS" w:hAnsi="Trebuchet MS"/>
-          <w:b w:val="0"/>
-          <w:bCs w:val="0"/>
-          <w:i w:val="0"/>
-          <w:iCs w:val="0"/>
-          <w:color w:val="303030"/>
-          <w:sz w:val="16"/>
-          <w:szCs w:val="16"/>
-          <w:rtl w:val="0"/>
-        </w:rPr>
+        <w:t xml:space="preserve">Please review this order confirmation. If everything is correct, approve using the link in the email.</w:t>
       </w:r>
       <w:r>
         <w:rPr>
@@ -2630,8 +2816,317 @@
     <w:p>
       <w:pPr>
         <w:spacing w:after="100" w:before="60" w:line="240" w:lineRule="auto"/>
-        <w:rPr/>
+        <w:rPr>
+          <w:sz w:val="23"/>
+          <w:szCs w:val="23"/>
+        </w:rPr>
       </w:pPr>
+      <w:r>
+        <w:rPr>
+          <w:b w:val="1"/>
+          <w:bCs w:val="1"/>
+          <w:i w:val="1"/>
+          <w:iCs w:val="1"/>
+          <w:color w:val="f39a05"/>
+          <w:sz w:val="25"/>
+          <w:szCs w:val="25"/>
+        </w:rPr>
+        <mc:AlternateContent>
+          <mc:Choice Requires="wpg">
+            <w:drawing>
+              <wp:anchor allowOverlap="1" behindDoc="1" distB="114300" distT="114300" distL="114300" distR="114300" hidden="0" layoutInCell="1" locked="0" relativeHeight="0" simplePos="0">
+                <wp:simplePos x="0" y="0"/>
+                <wp:positionH relativeFrom="page">
+                  <wp:posOffset>621665</wp:posOffset>
+                </wp:positionH>
+                <wp:positionV relativeFrom="page">
+                  <wp:posOffset>8496300</wp:posOffset>
+                </wp:positionV>
+                <wp:extent cx="4379188" cy="1100138"/>
+                <wp:effectExtent b="0" l="0" r="0" t="0"/>
+                <wp:wrapNone/>
+                <wp:docPr id="1" name=""/>
+                <a:graphic>
+                  <a:graphicData uri="http://schemas.microsoft.com/office/word/2010/wordprocessingShape">
+                    <wps:wsp>
+                      <wps:cNvSpPr txBox="1"/>
+                      <wps:cNvPr id="2" name="Shape 2"/>
+                      <wps:spPr>
+                        <a:xfrm>
+                          <a:off x="619200" y="416200"/>
+                          <a:ext cx="6445800" cy="1693200"/>
+                        </a:xfrm>
+                        <a:prstGeom prst="rect">
+                          <a:avLst/>
+                        </a:prstGeom>
+                        <a:noFill/>
+                        <a:ln>
+                          <a:noFill/>
+                        </a:ln>
+                      </wps:spPr>
+                      <wps:txbx>
+                        <w:txbxContent>
+                          <w:p>
+                            <w:pPr>
+                              <w:spacing w:after="0" w:before="0" w:line="240"/>
+                              <w:ind w:left="0" w:right="0" w:firstLine="0"/>
+                              <w:jc w:val="left"/>
+                              <w:textDirection w:val="btLr"/>
+                            </w:pPr>
+                            <w:r>
+                              <w:rPr>
+                                <w:rFonts w:ascii="Trebuchet MS" w:cs="Trebuchet MS" w:eastAsia="Trebuchet MS" w:hAnsi="Trebuchet MS"/>
+                                <w:b w:val="0"/>
+                                <w:i w:val="0"/>
+                                <w:smallCaps w:val="0"/>
+                                <w:strike w:val="0"/>
+                                <w:color w:val="000000"/>
+                                <w:sz w:val="28"/>
+                                <w:vertAlign w:val="baseline"/>
+                              </w:rPr>
+                              <w:t xml:space="preserve">Bank Name：KeyBank</w:t>
+                            </w:r>
+                          </w:p>
+                          <w:p>
+                            <w:pPr>
+                              <w:spacing w:after="0" w:before="0" w:line="240"/>
+                              <w:ind w:left="0" w:right="0" w:firstLine="0"/>
+                              <w:jc w:val="left"/>
+                              <w:textDirection w:val="btLr"/>
+                            </w:pPr>
+                            <w:r>
+                              <w:rPr>
+                                <w:rFonts w:ascii="Trebuchet MS" w:cs="Trebuchet MS" w:eastAsia="Trebuchet MS" w:hAnsi="Trebuchet MS"/>
+                                <w:b w:val="0"/>
+                                <w:i w:val="0"/>
+                                <w:smallCaps w:val="0"/>
+                                <w:strike w:val="0"/>
+                                <w:color w:val="000000"/>
+                                <w:sz w:val="28"/>
+                                <w:vertAlign w:val="baseline"/>
+                              </w:rPr>
+                            </w:r>
+                            <w:r>
+                              <w:rPr>
+                                <w:rFonts w:ascii="Trebuchet MS" w:cs="Trebuchet MS" w:eastAsia="Trebuchet MS" w:hAnsi="Trebuchet MS"/>
+                                <w:b w:val="0"/>
+                                <w:i w:val="0"/>
+                                <w:smallCaps w:val="0"/>
+                                <w:strike w:val="0"/>
+                                <w:color w:val="000000"/>
+                                <w:sz w:val="28"/>
+                                <w:vertAlign w:val="baseline"/>
+                              </w:rPr>
+                              <w:t xml:space="preserve">LogFresh Address for cheque: 708N 29th Ave, Apt2, Yakima, WA 98902</w:t>
+                            </w:r>
+                          </w:p>
+                          <w:p>
+                            <w:pPr>
+                              <w:spacing w:after="0" w:before="0" w:line="240"/>
+                              <w:ind w:left="0" w:right="0" w:firstLine="0"/>
+                              <w:jc w:val="left"/>
+                              <w:textDirection w:val="btLr"/>
+                            </w:pPr>
+                            <w:r>
+                              <w:rPr>
+                                <w:rFonts w:ascii="Trebuchet MS" w:cs="Trebuchet MS" w:eastAsia="Trebuchet MS" w:hAnsi="Trebuchet MS"/>
+                                <w:b w:val="0"/>
+                                <w:i w:val="0"/>
+                                <w:smallCaps w:val="0"/>
+                                <w:strike w:val="0"/>
+                                <w:color w:val="000000"/>
+                                <w:sz w:val="28"/>
+                                <w:vertAlign w:val="baseline"/>
+                              </w:rPr>
+                            </w:r>
+                            <w:r>
+                              <w:rPr>
+                                <w:rFonts w:ascii="Trebuchet MS" w:cs="Trebuchet MS" w:eastAsia="Trebuchet MS" w:hAnsi="Trebuchet MS"/>
+                                <w:b w:val="0"/>
+                                <w:i w:val="0"/>
+                                <w:smallCaps w:val="0"/>
+                                <w:strike w:val="0"/>
+                                <w:color w:val="000000"/>
+                                <w:sz w:val="28"/>
+                                <w:vertAlign w:val="baseline"/>
+                              </w:rPr>
+                              <w:t xml:space="preserve">Beneficiary Name: LOGFRESH BIOTECHNOLOGY CO.LTD</w:t>
+                            </w:r>
+                          </w:p>
+                          <w:p>
+                            <w:pPr>
+                              <w:spacing w:after="0" w:before="0" w:line="240"/>
+                              <w:ind w:left="0" w:right="0" w:firstLine="0"/>
+                              <w:jc w:val="left"/>
+                              <w:textDirection w:val="btLr"/>
+                            </w:pPr>
+                            <w:r>
+                              <w:rPr>
+                                <w:rFonts w:ascii="Trebuchet MS" w:cs="Trebuchet MS" w:eastAsia="Trebuchet MS" w:hAnsi="Trebuchet MS"/>
+                                <w:b w:val="0"/>
+                                <w:i w:val="0"/>
+                                <w:smallCaps w:val="0"/>
+                                <w:strike w:val="0"/>
+                                <w:color w:val="000000"/>
+                                <w:sz w:val="28"/>
+                                <w:vertAlign w:val="baseline"/>
+                              </w:rPr>
+                            </w:r>
+                            <w:r>
+                              <w:rPr>
+                                <w:rFonts w:ascii="Trebuchet MS" w:cs="Trebuchet MS" w:eastAsia="Trebuchet MS" w:hAnsi="Trebuchet MS"/>
+                                <w:b w:val="0"/>
+                                <w:i w:val="0"/>
+                                <w:smallCaps w:val="0"/>
+                                <w:strike w:val="0"/>
+                                <w:color w:val="000000"/>
+                                <w:sz w:val="28"/>
+                                <w:vertAlign w:val="baseline"/>
+                              </w:rPr>
+                              <w:t xml:space="preserve">Beneficiary Account: 478621671500</w:t>
+                            </w:r>
+                          </w:p>
+                          <w:p>
+                            <w:pPr>
+                              <w:spacing w:after="0" w:before="0" w:line="240"/>
+                              <w:ind w:left="0" w:right="0" w:firstLine="0"/>
+                              <w:jc w:val="left"/>
+                              <w:textDirection w:val="btLr"/>
+                            </w:pPr>
+                            <w:r>
+                              <w:rPr>
+                                <w:rFonts w:ascii="Trebuchet MS" w:cs="Trebuchet MS" w:eastAsia="Trebuchet MS" w:hAnsi="Trebuchet MS"/>
+                                <w:b w:val="0"/>
+                                <w:i w:val="0"/>
+                                <w:smallCaps w:val="0"/>
+                                <w:strike w:val="0"/>
+                                <w:color w:val="000000"/>
+                                <w:sz w:val="28"/>
+                                <w:vertAlign w:val="baseline"/>
+                              </w:rPr>
+                            </w:r>
+                            <w:r>
+                              <w:rPr>
+                                <w:rFonts w:ascii="Trebuchet MS" w:cs="Trebuchet MS" w:eastAsia="Trebuchet MS" w:hAnsi="Trebuchet MS"/>
+                                <w:b w:val="0"/>
+                                <w:i w:val="0"/>
+                                <w:smallCaps w:val="0"/>
+                                <w:strike w:val="0"/>
+                                <w:color w:val="000000"/>
+                                <w:sz w:val="28"/>
+                                <w:vertAlign w:val="baseline"/>
+                              </w:rPr>
+                              <w:t xml:space="preserve">SWIFT Code: KEYBUS33 (international wires only)</w:t>
+                            </w:r>
+                          </w:p>
+                          <w:p>
+                            <w:pPr>
+                              <w:spacing w:after="0" w:before="0" w:line="240"/>
+                              <w:ind w:left="0" w:right="0" w:firstLine="0"/>
+                              <w:jc w:val="left"/>
+                              <w:textDirection w:val="btLr"/>
+                            </w:pPr>
+                            <w:r>
+                              <w:rPr>
+                                <w:rFonts w:ascii="Trebuchet MS" w:cs="Trebuchet MS" w:eastAsia="Trebuchet MS" w:hAnsi="Trebuchet MS"/>
+                                <w:b w:val="0"/>
+                                <w:i w:val="0"/>
+                                <w:smallCaps w:val="0"/>
+                                <w:strike w:val="0"/>
+                                <w:color w:val="000000"/>
+                                <w:sz w:val="28"/>
+                                <w:vertAlign w:val="baseline"/>
+                              </w:rPr>
+                            </w:r>
+                            <w:r>
+                              <w:rPr>
+                                <w:rFonts w:ascii="Trebuchet MS" w:cs="Trebuchet MS" w:eastAsia="Trebuchet MS" w:hAnsi="Trebuchet MS"/>
+                                <w:b w:val="0"/>
+                                <w:i w:val="0"/>
+                                <w:smallCaps w:val="0"/>
+                                <w:strike w:val="0"/>
+                                <w:color w:val="000000"/>
+                                <w:sz w:val="28"/>
+                                <w:vertAlign w:val="baseline"/>
+                              </w:rPr>
+                              <w:t xml:space="preserve">ABA Routing Number: (domestic wires or ACH) 125000574</w:t>
+                            </w:r>
+                          </w:p>
+                          <w:p>
+                            <w:pPr>
+                              <w:spacing w:after="0" w:before="0" w:line="240"/>
+                              <w:ind w:left="0" w:right="0" w:firstLine="0"/>
+                              <w:jc w:val="left"/>
+                              <w:textDirection w:val="btLr"/>
+                            </w:pPr>
+                            <w:r>
+                              <w:rPr>
+                                <w:rFonts w:ascii="Trebuchet MS" w:cs="Trebuchet MS" w:eastAsia="Trebuchet MS" w:hAnsi="Trebuchet MS"/>
+                                <w:b w:val="0"/>
+                                <w:i w:val="0"/>
+                                <w:smallCaps w:val="0"/>
+                                <w:strike w:val="0"/>
+                                <w:color w:val="000000"/>
+                                <w:sz w:val="28"/>
+                                <w:vertAlign w:val="baseline"/>
+                              </w:rPr>
+                            </w:r>
+                          </w:p>
+                        </w:txbxContent>
+                      </wps:txbx>
+                      <wps:bodyPr anchorCtr="0" anchor="t" bIns="91425" lIns="91425" spcFirstLastPara="1" rIns="91425" wrap="square" tIns="91425">
+                        <a:spAutoFit/>
+                      </wps:bodyPr>
+                    </wps:wsp>
+                  </a:graphicData>
+                </a:graphic>
+              </wp:anchor>
+            </w:drawing>
+          </mc:Choice>
+          <mc:Fallback>
+            <w:drawing>
+              <wp:anchor allowOverlap="1" behindDoc="1" distB="114300" distT="114300" distL="114300" distR="114300" hidden="0" layoutInCell="1" locked="0" relativeHeight="0" simplePos="0">
+                <wp:simplePos x="0" y="0"/>
+                <wp:positionH relativeFrom="page">
+                  <wp:posOffset>621665</wp:posOffset>
+                </wp:positionH>
+                <wp:positionV relativeFrom="page">
+                  <wp:posOffset>8496300</wp:posOffset>
+                </wp:positionV>
+                <wp:extent cx="4379188" cy="1100138"/>
+                <wp:effectExtent b="0" l="0" r="0" t="0"/>
+                <wp:wrapNone/>
+                <wp:docPr id="1" name="image2.png"/>
+                <a:graphic>
+                  <a:graphicData uri="http://schemas.openxmlformats.org/drawingml/2006/picture">
+                    <pic:pic>
+                      <pic:nvPicPr>
+                        <pic:cNvPr id="0" name="image2.png"/>
+                        <pic:cNvPicPr preferRelativeResize="0"/>
+                      </pic:nvPicPr>
+                      <pic:blipFill>
+                        <a:blip r:embed="rId7"/>
+                        <a:srcRect/>
+                        <a:stretch>
+                          <a:fillRect/>
+                        </a:stretch>
+                      </pic:blipFill>
+                      <pic:spPr>
+                        <a:xfrm>
+                          <a:off x="0" y="0"/>
+                          <a:ext cx="4379188" cy="1100138"/>
+                        </a:xfrm>
+                        <a:prstGeom prst="rect"/>
+                        <a:ln/>
+                      </pic:spPr>
+                    </pic:pic>
+                  </a:graphicData>
+                </a:graphic>
+              </wp:anchor>
+            </w:drawing>
+          </mc:Fallback>
+        </mc:AlternateContent>
+      </w:r>
       <w:r>
         <w:rPr>
           <w:rFonts w:ascii="Trebuchet MS" w:cs="Trebuchet MS" w:eastAsia="Trebuchet MS" w:hAnsi="Trebuchet MS"/>
@@ -2640,8 +3135,8 @@
           <w:i w:val="1"/>
           <w:iCs w:val="1"/>
           <w:color w:val="f39a05"/>
-          <w:sz w:val="21"/>
-          <w:szCs w:val="21"/>
+          <w:sz w:val="25"/>
+          <w:szCs w:val="25"/>
           <w:rtl w:val="0"/>
         </w:rPr>
         <w:t xml:space="preserve">Thank you for your business.</w:t>
@@ -2689,7 +3184,10 @@
             <w:pPr>
               <w:spacing w:after="0" w:before="0" w:line="240" w:lineRule="auto"/>
               <w:jc w:val="left"/>
-              <w:rPr/>
+              <w:rPr>
+                <w:sz w:val="23"/>
+                <w:szCs w:val="23"/>
+              </w:rPr>
             </w:pPr>
             <w:r>
               <w:rPr>
@@ -2699,8 +3197,8 @@
                 <w:i w:val="0"/>
                 <w:iCs w:val="0"/>
                 <w:color w:val="303030"/>
-                <w:sz w:val="16"/>
-                <w:szCs w:val="16"/>
+                <w:sz w:val="20"/>
+                <w:szCs w:val="20"/>
                 <w:rtl w:val="0"/>
               </w:rPr>
               <w:t xml:space="preserve">SUBTOTAL</w:t>
@@ -2726,7 +3224,10 @@
             <w:pPr>
               <w:spacing w:after="0" w:before="0" w:line="240" w:lineRule="auto"/>
               <w:jc w:val="right"/>
-              <w:rPr/>
+              <w:rPr>
+                <w:sz w:val="23"/>
+                <w:szCs w:val="23"/>
+              </w:rPr>
             </w:pPr>
             <w:r>
               <w:rPr>
@@ -2736,8 +3237,8 @@
                 <w:i w:val="0"/>
                 <w:iCs w:val="0"/>
                 <w:color w:val="303030"/>
-                <w:sz w:val="16"/>
-                <w:szCs w:val="16"/>
+                <w:sz w:val="20"/>
+                <w:szCs w:val="20"/>
                 <w:rtl w:val="0"/>
               </w:rPr>
               <w:t xml:space="preserve">{{SUBTOTAL}}</w:t>
@@ -2769,7 +3270,10 @@
             <w:pPr>
               <w:spacing w:after="0" w:before="0" w:line="240" w:lineRule="auto"/>
               <w:jc w:val="left"/>
-              <w:rPr/>
+              <w:rPr>
+                <w:sz w:val="23"/>
+                <w:szCs w:val="23"/>
+              </w:rPr>
             </w:pPr>
             <w:r>
               <w:rPr>
@@ -2779,8 +3283,8 @@
                 <w:i w:val="0"/>
                 <w:iCs w:val="0"/>
                 <w:color w:val="303030"/>
-                <w:sz w:val="16"/>
-                <w:szCs w:val="16"/>
+                <w:sz w:val="20"/>
+                <w:szCs w:val="20"/>
                 <w:rtl w:val="0"/>
               </w:rPr>
               <w:t xml:space="preserve">DISCOUNT</w:t>
@@ -2806,7 +3310,10 @@
             <w:pPr>
               <w:spacing w:after="0" w:before="0" w:line="240" w:lineRule="auto"/>
               <w:jc w:val="right"/>
-              <w:rPr/>
+              <w:rPr>
+                <w:sz w:val="23"/>
+                <w:szCs w:val="23"/>
+              </w:rPr>
             </w:pPr>
             <w:r>
               <w:rPr>
@@ -2816,8 +3323,8 @@
                 <w:i w:val="0"/>
                 <w:iCs w:val="0"/>
                 <w:color w:val="303030"/>
-                <w:sz w:val="16"/>
-                <w:szCs w:val="16"/>
+                <w:sz w:val="20"/>
+                <w:szCs w:val="20"/>
                 <w:rtl w:val="0"/>
               </w:rPr>
               <w:t xml:space="preserve">{{DISCOUNT}}</w:t>
@@ -2849,7 +3356,10 @@
             <w:pPr>
               <w:spacing w:after="0" w:before="0" w:line="240" w:lineRule="auto"/>
               <w:jc w:val="left"/>
-              <w:rPr/>
+              <w:rPr>
+                <w:sz w:val="23"/>
+                <w:szCs w:val="23"/>
+              </w:rPr>
             </w:pPr>
             <w:r>
               <w:rPr>
@@ -2859,8 +3369,8 @@
                 <w:i w:val="0"/>
                 <w:iCs w:val="0"/>
                 <w:color w:val="303030"/>
-                <w:sz w:val="16"/>
-                <w:szCs w:val="16"/>
+                <w:sz w:val="20"/>
+                <w:szCs w:val="20"/>
                 <w:rtl w:val="0"/>
               </w:rPr>
               <w:t xml:space="preserve">SHIPPING</w:t>
@@ -2886,7 +3396,10 @@
             <w:pPr>
               <w:spacing w:after="0" w:before="0" w:line="240" w:lineRule="auto"/>
               <w:jc w:val="right"/>
-              <w:rPr/>
+              <w:rPr>
+                <w:sz w:val="23"/>
+                <w:szCs w:val="23"/>
+              </w:rPr>
             </w:pPr>
             <w:r>
               <w:rPr>
@@ -2896,8 +3409,8 @@
                 <w:i w:val="0"/>
                 <w:iCs w:val="0"/>
                 <w:color w:val="303030"/>
-                <w:sz w:val="16"/>
-                <w:szCs w:val="16"/>
+                <w:sz w:val="20"/>
+                <w:szCs w:val="20"/>
                 <w:rtl w:val="0"/>
               </w:rPr>
               <w:t xml:space="preserve">{{SHIPPING}}</w:t>
@@ -2920,6 +3433,7 @@
             <w:tcBorders>
               <w:bottom w:color="e6e8e6" w:space="0" w:sz="4" w:val="single"/>
             </w:tcBorders>
+            <w:shd w:fill="fff4e2" w:val="clear"/>
             <w:tcMar>
               <w:top w:w="85.0" w:type="dxa"/>
               <w:bottom w:w="85.0" w:type="dxa"/>
@@ -2929,7 +3443,10 @@
             <w:pPr>
               <w:spacing w:after="0" w:before="0" w:line="240" w:lineRule="auto"/>
               <w:jc w:val="left"/>
-              <w:rPr/>
+              <w:rPr>
+                <w:sz w:val="23"/>
+                <w:szCs w:val="23"/>
+              </w:rPr>
             </w:pPr>
             <w:r>
               <w:rPr>
@@ -2939,24 +3456,25 @@
                 <w:i w:val="0"/>
                 <w:iCs w:val="0"/>
                 <w:color w:val="303030"/>
-                <w:sz w:val="16"/>
-                <w:szCs w:val="16"/>
-                <w:rtl w:val="0"/>
-              </w:rPr>
-              <w:t xml:space="preserve">TAX</w:t>
-            </w:r>
-            <w:r>
-              <w:rPr>
-                <w:rtl w:val="0"/>
-              </w:rPr>
-            </w:r>
-          </w:p>
-        </w:tc>
-        <w:tc>
-          <w:tcPr>
-            <w:tcBorders>
-              <w:bottom w:color="e6e8e6" w:space="0" w:sz="4" w:val="single"/>
-            </w:tcBorders>
+                <w:sz w:val="22"/>
+                <w:szCs w:val="22"/>
+                <w:rtl w:val="0"/>
+              </w:rPr>
+              <w:t xml:space="preserve">TOTAL</w:t>
+            </w:r>
+            <w:r>
+              <w:rPr>
+                <w:rtl w:val="0"/>
+              </w:rPr>
+            </w:r>
+          </w:p>
+        </w:tc>
+        <w:tc>
+          <w:tcPr>
+            <w:tcBorders>
+              <w:bottom w:color="e6e8e6" w:space="0" w:sz="4" w:val="single"/>
+            </w:tcBorders>
+            <w:shd w:fill="fff4e2" w:val="clear"/>
             <w:tcMar>
               <w:top w:w="85.0" w:type="dxa"/>
               <w:bottom w:w="85.0" w:type="dxa"/>
@@ -2966,7 +3484,10 @@
             <w:pPr>
               <w:spacing w:after="0" w:before="0" w:line="240" w:lineRule="auto"/>
               <w:jc w:val="right"/>
-              <w:rPr/>
+              <w:rPr>
+                <w:sz w:val="23"/>
+                <w:szCs w:val="23"/>
+              </w:rPr>
             </w:pPr>
             <w:r>
               <w:rPr>
@@ -2976,11 +3497,11 @@
                 <w:i w:val="0"/>
                 <w:iCs w:val="0"/>
                 <w:color w:val="303030"/>
-                <w:sz w:val="16"/>
-                <w:szCs w:val="16"/>
-                <w:rtl w:val="0"/>
-              </w:rPr>
-              <w:t xml:space="preserve">{{TAX}}</w:t>
+                <w:sz w:val="23"/>
+                <w:szCs w:val="23"/>
+                <w:rtl w:val="0"/>
+              </w:rPr>
+              <w:t xml:space="preserve">{{TOTAL}}</w:t>
             </w:r>
             <w:r>
               <w:rPr>
@@ -3000,7 +3521,7 @@
             <w:tcBorders>
               <w:bottom w:color="e6e8e6" w:space="0" w:sz="4" w:val="single"/>
             </w:tcBorders>
-            <w:shd w:fill="fff4e2" w:val="clear"/>
+            <w:shd w:fill="42ad3a" w:val="clear"/>
             <w:tcMar>
               <w:top w:w="85.0" w:type="dxa"/>
               <w:bottom w:w="85.0" w:type="dxa"/>
@@ -3010,7 +3531,10 @@
             <w:pPr>
               <w:spacing w:after="0" w:before="0" w:line="240" w:lineRule="auto"/>
               <w:jc w:val="left"/>
-              <w:rPr/>
+              <w:rPr>
+                <w:sz w:val="23"/>
+                <w:szCs w:val="23"/>
+              </w:rPr>
             </w:pPr>
             <w:r>
               <w:rPr>
@@ -3019,26 +3543,26 @@
                 <w:bCs w:val="1"/>
                 <w:i w:val="0"/>
                 <w:iCs w:val="0"/>
-                <w:color w:val="303030"/>
-                <w:sz w:val="18"/>
-                <w:szCs w:val="18"/>
-                <w:rtl w:val="0"/>
-              </w:rPr>
-              <w:t xml:space="preserve">TOTAL</w:t>
-            </w:r>
-            <w:r>
-              <w:rPr>
-                <w:rtl w:val="0"/>
-              </w:rPr>
-            </w:r>
-          </w:p>
-        </w:tc>
-        <w:tc>
-          <w:tcPr>
-            <w:tcBorders>
-              <w:bottom w:color="e6e8e6" w:space="0" w:sz="4" w:val="single"/>
-            </w:tcBorders>
-            <w:shd w:fill="fff4e2" w:val="clear"/>
+                <w:color w:val="ffffff"/>
+                <w:sz w:val="22"/>
+                <w:szCs w:val="22"/>
+                <w:rtl w:val="0"/>
+              </w:rPr>
+              <w:t xml:space="preserve">EST. BALANCE</w:t>
+            </w:r>
+            <w:r>
+              <w:rPr>
+                <w:rtl w:val="0"/>
+              </w:rPr>
+            </w:r>
+          </w:p>
+        </w:tc>
+        <w:tc>
+          <w:tcPr>
+            <w:tcBorders>
+              <w:bottom w:color="e6e8e6" w:space="0" w:sz="4" w:val="single"/>
+            </w:tcBorders>
+            <w:shd w:fill="42ad3a" w:val="clear"/>
             <w:tcMar>
               <w:top w:w="85.0" w:type="dxa"/>
               <w:bottom w:w="85.0" w:type="dxa"/>
@@ -3048,7 +3572,10 @@
             <w:pPr>
               <w:spacing w:after="0" w:before="0" w:line="240" w:lineRule="auto"/>
               <w:jc w:val="right"/>
-              <w:rPr/>
+              <w:rPr>
+                <w:sz w:val="23"/>
+                <w:szCs w:val="23"/>
+              </w:rPr>
             </w:pPr>
             <w:r>
               <w:rPr>
@@ -3057,91 +3584,9 @@
                 <w:bCs w:val="1"/>
                 <w:i w:val="0"/>
                 <w:iCs w:val="0"/>
-                <w:color w:val="303030"/>
-                <w:sz w:val="19"/>
-                <w:szCs w:val="19"/>
-                <w:rtl w:val="0"/>
-              </w:rPr>
-              <w:t xml:space="preserve">{{TOTAL}}</w:t>
-            </w:r>
-            <w:r>
-              <w:rPr>
-                <w:rtl w:val="0"/>
-              </w:rPr>
-            </w:r>
-          </w:p>
-        </w:tc>
-      </w:tr>
-      <w:tr>
-        <w:trPr>
-          <w:cantSplit w:val="0"/>
-          <w:tblHeader w:val="0"/>
-        </w:trPr>
-        <w:tc>
-          <w:tcPr>
-            <w:tcBorders>
-              <w:bottom w:color="e6e8e6" w:space="0" w:sz="4" w:val="single"/>
-            </w:tcBorders>
-            <w:shd w:fill="42ad3a" w:val="clear"/>
-            <w:tcMar>
-              <w:top w:w="85.0" w:type="dxa"/>
-              <w:bottom w:w="85.0" w:type="dxa"/>
-            </w:tcMar>
-          </w:tcPr>
-          <w:p>
-            <w:pPr>
-              <w:spacing w:after="0" w:before="0" w:line="240" w:lineRule="auto"/>
-              <w:jc w:val="left"/>
-              <w:rPr/>
-            </w:pPr>
-            <w:r>
-              <w:rPr>
-                <w:rFonts w:ascii="Trebuchet MS" w:cs="Trebuchet MS" w:eastAsia="Trebuchet MS" w:hAnsi="Trebuchet MS"/>
-                <w:b w:val="1"/>
-                <w:bCs w:val="1"/>
-                <w:i w:val="0"/>
-                <w:iCs w:val="0"/>
                 <w:color w:val="ffffff"/>
-                <w:sz w:val="18"/>
-                <w:szCs w:val="18"/>
-                <w:rtl w:val="0"/>
-              </w:rPr>
-              <w:t>EST. BALANCE</w:t>
-            </w:r>
-            <w:r>
-              <w:rPr>
-                <w:rtl w:val="0"/>
-              </w:rPr>
-            </w:r>
-          </w:p>
-        </w:tc>
-        <w:tc>
-          <w:tcPr>
-            <w:tcBorders>
-              <w:bottom w:color="e6e8e6" w:space="0" w:sz="4" w:val="single"/>
-            </w:tcBorders>
-            <w:shd w:fill="42ad3a" w:val="clear"/>
-            <w:tcMar>
-              <w:top w:w="85.0" w:type="dxa"/>
-              <w:bottom w:w="85.0" w:type="dxa"/>
-            </w:tcMar>
-          </w:tcPr>
-          <w:p>
-            <w:pPr>
-              <w:spacing w:after="0" w:before="0" w:line="240" w:lineRule="auto"/>
-              <w:jc w:val="right"/>
-              <w:rPr/>
-            </w:pPr>
-            <w:r>
-              <w:rPr>
-                <w:rFonts w:ascii="Trebuchet MS" w:cs="Trebuchet MS" w:eastAsia="Trebuchet MS" w:hAnsi="Trebuchet MS"/>
-                <w:b w:val="1"/>
-                <w:bCs w:val="1"/>
-                <w:i w:val="0"/>
-                <w:iCs w:val="0"/>
-                <w:color w:val="ffffff"/>
-                <w:sz w:val="19"/>
-                <w:szCs w:val="19"/>
+                <w:sz w:val="23"/>
+                <w:szCs w:val="23"/>
                 <w:rtl w:val="0"/>
               </w:rPr>
               <w:t xml:space="preserve">{{BALANCE_DUE}}</w:t>
@@ -3172,7 +3617,10 @@
         <w:spacing w:after="0" w:before="0" w:line="276" w:lineRule="auto"/>
         <w:ind w:left="0" w:right="0" w:firstLine="0"/>
         <w:jc w:val="left"/>
-        <w:rPr/>
+        <w:rPr>
+          <w:sz w:val="23"/>
+          <w:szCs w:val="23"/>
+        </w:rPr>
       </w:pPr>
       <w:r>
         <w:rPr>
@@ -3181,7 +3629,7 @@
       </w:r>
     </w:p>
     <w:sectPr>
-      <w:footerReference r:id="rId7" w:type="default"/>
+      <w:footerReference r:id="rId8" w:type="default"/>
       <w:pgSz w:h="15840" w:w="12240" w:orient="portrait"/>
       <w:pgMar w:bottom="720" w:top="835" w:left="979" w:right="979" w:header="288" w:footer="288"/>
       <w:pgNumType w:start="1"/>
@@ -3196,7 +3644,6 @@
     <w:pPr>
       <w:keepNext w:val="0"/>
       <w:keepLines w:val="0"/>
-      <w:pageBreakBefore w:val="0"/>
       <w:widowControl w:val="1"/>
       <w:pBdr>
         <w:top w:space="0" w:sz="0" w:val="nil"/>
@@ -3222,8 +3669,8 @@
         <w:smallCaps w:val="0"/>
         <w:strike w:val="0"/>
         <w:color w:val="000000"/>
-        <w:sz w:val="19"/>
-        <w:szCs w:val="19"/>
+        <w:sz w:val="21"/>
+        <w:szCs w:val="21"/>
         <w:u w:val="none"/>
         <w:shd w:fill="auto" w:val="clear"/>
         <w:vertAlign w:val="baseline"/>
@@ -3232,8 +3679,8 @@
     <w:r>
       <w:rPr>
         <w:color w:val="666666"/>
-        <w:sz w:val="16"/>
-        <w:szCs w:val="16"/>
+        <w:sz w:val="18"/>
+        <w:szCs w:val="18"/>
         <w:rtl w:val="0"/>
       </w:rPr>
       <w:t xml:space="preserve">www.logfresh.net</w:t>
@@ -3248,8 +3695,8 @@
         <w:smallCaps w:val="0"/>
         <w:strike w:val="0"/>
         <w:color w:val="666666"/>
-        <w:sz w:val="16"/>
-        <w:szCs w:val="16"/>
+        <w:sz w:val="18"/>
+        <w:szCs w:val="18"/>
         <w:u w:val="none"/>
         <w:shd w:fill="auto" w:val="clear"/>
         <w:vertAlign w:val="baseline"/>
@@ -3260,8 +3707,8 @@
     <w:r>
       <w:rPr>
         <w:color w:val="666666"/>
-        <w:sz w:val="16"/>
-        <w:szCs w:val="16"/>
+        <w:sz w:val="18"/>
+        <w:szCs w:val="18"/>
         <w:rtl w:val="0"/>
       </w:rPr>
       <w:t xml:space="preserve">sales@awt-biotech.com</w:t>

--- a/templates/Harvest_Smart_Order_Confirmation_Template_Strict.docx
+++ b/templates/Harvest_Smart_Order_Confirmation_Template_Strict.docx
@@ -307,7 +307,7 @@
           <w:szCs w:val="18"/>
           <w:rtl w:val="0"/>
         </w:rPr>
-        <w:t xml:space="preserve">LogFresh Biotechnology CO., LTD</w:t>
+        <w:t xml:space="preserve">Logfresh Biotechnology Co., LTD</w:t>
       </w:r>
       <w:r>
         <w:rPr>
@@ -2837,12 +2837,12 @@
               <wp:anchor allowOverlap="1" behindDoc="1" distB="114300" distT="114300" distL="114300" distR="114300" hidden="0" layoutInCell="1" locked="0" relativeHeight="0" simplePos="0">
                 <wp:simplePos x="0" y="0"/>
                 <wp:positionH relativeFrom="page">
-                  <wp:posOffset>621665</wp:posOffset>
+                  <wp:posOffset>545465</wp:posOffset>
                 </wp:positionH>
                 <wp:positionV relativeFrom="page">
                   <wp:posOffset>8496300</wp:posOffset>
                 </wp:positionV>
-                <wp:extent cx="4379188" cy="1100138"/>
+                <wp:extent cx="4379188" cy="1160904"/>
                 <wp:effectExtent b="0" l="0" r="0" t="0"/>
                 <wp:wrapNone/>
                 <wp:docPr id="1" name=""/>
@@ -2917,7 +2917,7 @@
                                 <w:sz w:val="28"/>
                                 <w:vertAlign w:val="baseline"/>
                               </w:rPr>
-                              <w:t xml:space="preserve">LogFresh Address for cheque: 708N 29th Ave, Apt2, Yakima, WA 98902</w:t>
+                              <w:t xml:space="preserve">LogFresh Address for check: 708 N 29th Ave, Unit 2, Yakima, WA 98902</w:t>
                             </w:r>
                           </w:p>
                           <w:p>
@@ -3088,12 +3088,12 @@
               <wp:anchor allowOverlap="1" behindDoc="1" distB="114300" distT="114300" distL="114300" distR="114300" hidden="0" layoutInCell="1" locked="0" relativeHeight="0" simplePos="0">
                 <wp:simplePos x="0" y="0"/>
                 <wp:positionH relativeFrom="page">
-                  <wp:posOffset>621665</wp:posOffset>
+                  <wp:posOffset>545465</wp:posOffset>
                 </wp:positionH>
                 <wp:positionV relativeFrom="page">
                   <wp:posOffset>8496300</wp:posOffset>
                 </wp:positionV>
-                <wp:extent cx="4379188" cy="1100138"/>
+                <wp:extent cx="4379188" cy="1160904"/>
                 <wp:effectExtent b="0" l="0" r="0" t="0"/>
                 <wp:wrapNone/>
                 <wp:docPr id="1" name="image2.png"/>
@@ -3114,7 +3114,7 @@
                       <pic:spPr>
                         <a:xfrm>
                           <a:off x="0" y="0"/>
-                          <a:ext cx="4379188" cy="1100138"/>
+                          <a:ext cx="4379188" cy="1160904"/>
                         </a:xfrm>
                         <a:prstGeom prst="rect"/>
                         <a:ln/>

--- a/templates/Harvest_Smart_Order_Confirmation_Template_Strict.docx
+++ b/templates/Harvest_Smart_Order_Confirmation_Template_Strict.docx
@@ -307,7 +307,7 @@
           <w:szCs w:val="18"/>
           <w:rtl w:val="0"/>
         </w:rPr>
-        <w:t xml:space="preserve">Logfresh Biotechnology Co., LTD</w:t>
+        <w:t>Logfresh Biotechnology Co., Ltd</w:t>
       </w:r>
       <w:r>
         <w:rPr>
@@ -3630,6 +3630,7 @@
     </w:p>
     <w:sectPr>
       <w:footerReference r:id="rId8" w:type="default"/>
+      <w:headerReference w:type="default" r:id="rId9"/>
       <w:pgSz w:h="15840" w:w="12240" w:orient="portrait"/>
       <w:pgMar w:bottom="720" w:top="835" w:left="979" w:right="979" w:header="288" w:footer="288"/>
       <w:pgNumType w:start="1"/>
@@ -3720,6 +3721,16 @@
     </w:r>
   </w:p>
 </w:ftr>
+</file>
+
+<file path=word/header1.xml><?xml version="1.0" encoding="utf-8"?>
+<w:hdr xmlns:m="http://schemas.openxmlformats.org/officeDocument/2006/math" xmlns:mc="http://schemas.openxmlformats.org/markup-compatibility/2006" xmlns:mo="http://schemas.microsoft.com/office/mac/office/2008/main" xmlns:mv="urn:schemas-microsoft-com:mac:vml" xmlns:o="urn:schemas-microsoft-com:office:office" xmlns:r="http://schemas.openxmlformats.org/officeDocument/2006/relationships" xmlns:v="urn:schemas-microsoft-com:vml" xmlns:w10="urn:schemas-microsoft-com:office:word" xmlns:w14="http://schemas.microsoft.com/office/word/2010/wordml" xmlns:w="http://schemas.openxmlformats.org/wordprocessingml/2006/main" xmlns:wne="http://schemas.microsoft.com/office/word/2006/wordml" xmlns:wp14="http://schemas.microsoft.com/office/word/2010/wordprocessingDrawing" xmlns:wp="http://schemas.openxmlformats.org/drawingml/2006/wordprocessingDrawing" xmlns:wpc="http://schemas.microsoft.com/office/word/2010/wordprocessingCanvas" xmlns:wpg="http://schemas.microsoft.com/office/word/2010/wordprocessingGroup" xmlns:wpi="http://schemas.microsoft.com/office/word/2010/wordprocessingInk" xmlns:wps="http://schemas.microsoft.com/office/word/2010/wordprocessingShape" mc:Ignorable="w14 wp14">
+  <w:p>
+    <w:pPr>
+      <w:pStyle w:val="Header"/>
+    </w:pPr>
+  </w:p>
+</w:hdr>
 </file>
 
 <file path=word/numbering.xml><?xml version="1.0" encoding="utf-8"?>
